--- a/klagomål/A 19444-2026 FSC-klagomål.docx
+++ b/klagomål/A 19444-2026 FSC-klagomål.docx
@@ -847,7 +847,7 @@
     <w:r>
       <w:tab/>
       <w:tab/>
-      <w:t>2026-06-15</w:t>
+      <w:t>2026-06-16</w:t>
       <w:br/>
       <w:br/>
     </w:r>

--- a/klagomål/A 19444-2026 FSC-klagomål.docx
+++ b/klagomål/A 19444-2026 FSC-klagomål.docx
@@ -847,7 +847,7 @@
     <w:r>
       <w:tab/>
       <w:tab/>
-      <w:t>2026-06-16</w:t>
+      <w:t>2026-06-17</w:t>
       <w:br/>
       <w:br/>
     </w:r>

--- a/klagomål/A 19444-2026 FSC-klagomål.docx
+++ b/klagomål/A 19444-2026 FSC-klagomål.docx
@@ -1,6 +1,6 @@
 
 <file path=word/document.xml><?xml version="1.0" encoding="utf-8"?>
-<w:document xmlns:wpc="http://schemas.microsoft.com/office/word/2010/wordprocessingCanvas" xmlns:cx="http://schemas.microsoft.com/office/drawing/2014/chartex" xmlns:cx1="http://schemas.microsoft.com/office/drawing/2015/9/8/chartex" xmlns:cx2="http://schemas.microsoft.com/office/drawing/2015/10/21/chartex" xmlns:cx3="http://schemas.microsoft.com/office/drawing/2016/5/9/chartex" xmlns:cx4="http://schemas.microsoft.com/office/drawing/2016/5/10/chartex" xmlns:cx5="http://schemas.microsoft.com/office/drawing/2016/5/11/chartex" xmlns:cx6="http://schemas.microsoft.com/office/drawing/2016/5/12/chartex" xmlns:cx7="http://schemas.microsoft.com/office/drawing/2016/5/13/chartex" xmlns:cx8="http://schemas.microsoft.com/office/drawing/2016/5/14/chartex" xmlns:mc="http://schemas.openxmlformats.org/markup-compatibility/2006" xmlns:aink="http://schemas.microsoft.com/office/drawing/2016/ink" xmlns:am3d="http://schemas.microsoft.com/office/drawing/2017/model3d" xmlns:o="urn:schemas-microsoft-com:office:office" xmlns:oel="http://schemas.microsoft.com/office/2019/extlst" xmlns:r="http://schemas.openxmlformats.org/officeDocument/2006/relationships" xmlns:m="http://schemas.openxmlformats.org/officeDocument/2006/math" xmlns:v="urn:schemas-microsoft-com:vml" xmlns:wp14="http://schemas.microsoft.com/office/word/2010/wordprocessingDrawing" xmlns:wp="http://schemas.openxmlformats.org/drawingml/2006/wordprocessingDrawing" xmlns:w10="urn:schemas-microsoft-com:office:word" xmlns:w="http://schemas.openxmlformats.org/wordprocessingml/2006/main" xmlns:w14="http://schemas.microsoft.com/office/word/2010/wordml" xmlns:w15="http://schemas.microsoft.com/office/word/2012/wordml" xmlns:w16cex="http://schemas.microsoft.com/office/word/2018/wordml/cex" xmlns:w16cid="http://schemas.microsoft.com/office/word/2016/wordml/cid" xmlns:w16="http://schemas.microsoft.com/office/word/2018/wordml" xmlns:w16sdtdh="http://schemas.microsoft.com/office/word/2020/wordml/sdtdatahash" xmlns:w16se="http://schemas.microsoft.com/office/word/2015/wordml/symex" xmlns:wpg="http://schemas.microsoft.com/office/word/2010/wordprocessingGroup" xmlns:wpi="http://schemas.microsoft.com/office/word/2010/wordprocessingInk" xmlns:wne="http://schemas.microsoft.com/office/word/2006/wordml" xmlns:wps="http://schemas.microsoft.com/office/word/2010/wordprocessingShape" mc:Ignorable="w14 w15 w16se w16cid w16 w16cex w16sdtdh wp14">
+<w:document xmlns:wpc="http://schemas.microsoft.com/office/word/2010/wordprocessingCanvas" xmlns:cx="http://schemas.microsoft.com/office/drawing/2014/chartex" xmlns:cx1="http://schemas.microsoft.com/office/drawing/2015/9/8/chartex" xmlns:cx2="http://schemas.microsoft.com/office/drawing/2015/10/21/chartex" xmlns:cx3="http://schemas.microsoft.com/office/drawing/2016/5/9/chartex" xmlns:cx4="http://schemas.microsoft.com/office/drawing/2016/5/10/chartex" xmlns:cx5="http://schemas.microsoft.com/office/drawing/2016/5/11/chartex" xmlns:cx6="http://schemas.microsoft.com/office/drawing/2016/5/12/chartex" xmlns:cx7="http://schemas.microsoft.com/office/drawing/2016/5/13/chartex" xmlns:cx8="http://schemas.microsoft.com/office/drawing/2016/5/14/chartex" xmlns:mc="http://schemas.openxmlformats.org/markup-compatibility/2006" xmlns:aink="http://schemas.microsoft.com/office/drawing/2016/ink" xmlns:am3d="http://schemas.microsoft.com/office/drawing/2017/model3d" xmlns:o="urn:schemas-microsoft-com:office:office" xmlns:oel="http://schemas.microsoft.com/office/2019/extlst" xmlns:r="http://schemas.openxmlformats.org/officeDocument/2006/relationships" xmlns:m="http://schemas.openxmlformats.org/officeDocument/2006/math" xmlns:v="urn:schemas-microsoft-com:vml" xmlns:wp14="http://schemas.microsoft.com/office/word/2010/wordprocessingDrawing" xmlns:wp="http://schemas.openxmlformats.org/drawingml/2006/wordprocessingDrawing" xmlns:w10="urn:schemas-microsoft-com:office:word" xmlns:w="http://schemas.openxmlformats.org/wordprocessingml/2006/main" xmlns:w14="http://schemas.microsoft.com/office/word/2010/wordml" xmlns:w15="http://schemas.microsoft.com/office/word/2012/wordml" xmlns:w16cex="http://schemas.microsoft.com/office/word/2018/wordml/cex" xmlns:w16cid="http://schemas.microsoft.com/office/word/2016/wordml/cid" xmlns:w16="http://schemas.microsoft.com/office/word/2018/wordml" xmlns:w16du="http://schemas.microsoft.com/office/word/2023/wordml/word16du" xmlns:w16sdtdh="http://schemas.microsoft.com/office/word/2020/wordml/sdtdatahash" xmlns:w16sdtfl="http://schemas.microsoft.com/office/word/2024/wordml/sdtformatlock" xmlns:w16se="http://schemas.microsoft.com/office/word/2015/wordml/symex" xmlns:wpg="http://schemas.microsoft.com/office/word/2010/wordprocessingGroup" xmlns:wpi="http://schemas.microsoft.com/office/word/2010/wordprocessingInk" xmlns:wne="http://schemas.microsoft.com/office/word/2006/wordml" xmlns:wps="http://schemas.microsoft.com/office/word/2010/wordprocessingShape" mc:Ignorable="w14 w15 w16se w16cid w16 w16cex w16sdtdh w16sdtfl w16du wp14">
   <w:body>
     <w:p>
       <w:r>
@@ -168,7 +168,7 @@
     </w:p>
     <w:p>
       <w:r>
-        <w:t>Detta dokument behandlar höga naturvärden i avverkningsanmälan A 19444-2026 i Östersunds kommun. Denna avverkningsanmälan inkom 2026-04-21 15:45:57 och omfattar 1,2 ha.</w:t>
+        <w:t>Detta dokument behandlar höga naturvärden i avverkningsanmälan A 19444-2026 i Östersunds kommun som inkom 2026-04-21 och omfattar 1,2 ha.</w:t>
       </w:r>
     </w:p>
     <w:p>
@@ -191,12 +191,15 @@
     </w:p>
     <w:p>
       <w:r>
-        <w:t>I avverkningsanmälan har följande 8 naturvårdsarter hittats: brunpudrad nållav (NT), garnlav (NT), ullticka (NT), grönkulla (S, §8), korallrot (S, §8), spindelblomster (S, §8), tvåblad (S, §8) och fläcknycklar (§8). Av dessa är 3 rödlistade. För rödlistade arter har rödlistekategorin angivits inom parentes. Arter som är signalarter enligt Skogsstyrelsen har markerats med (S). För fridlysta arter anges även paragrafen i Artskyddsförordningen som arten är fridlyst enligt.</w:t>
+        <w:t>I och inom 3 meter från avverkningsanmälan har följande 9 naturvårdsarter hittats: garnlav (VU, T), brunpudrad nållav (NT, T), ullticka (NT, T), grönkulla (S, T, §8), korallrot (S, T, §8), spindelblomster (S, T, §8), trådfräken (S), tvåblad (S, §8) och fläcknycklar (§8). Av dessa är 3 rödlistade. För rödlistade arter har rödlistekategorin angivits inom parentes. Arter som är signalarter enligt Skogsstyrelsen har markerats med (S). Typiska arter inom Natura 2000 som är kopplade till skogsekosystem har markerats med (T). För fridlysta arter anges även paragrafen i Artskyddsförordningen som arten är fridlyst enligt.</w:t>
       </w:r>
     </w:p>
     <w:p>
       <w:r>
-        <w:t>De påträffade naturvårdsarterna är ett tydligt kvitto på att detta rör sig om en skog med höga naturvärden. I Figur 1 visas en karta över det avverkningsanmälda området, där samtliga fyndplatser för naturvårdsarter som finns registrerade på Artportalen har markerats.</w:t>
+        <w:t>De påträffade naturvårdsarterna är ett tydligt kvitto på att det rör sig om en skog med höga naturvärden.</w:t>
+      </w:r>
+      <w:r>
+        <w:t xml:space="preserve"> I Figur 1 visas fyndplatser för naturvårdsarter i området, som finns registrerade på Artportalen.</w:t>
       </w:r>
     </w:p>
     <w:p>
@@ -206,7 +209,7 @@
       <w:r>
         <w:drawing>
           <wp:inline xmlns:a="http://schemas.openxmlformats.org/drawingml/2006/main" xmlns:pic="http://schemas.openxmlformats.org/drawingml/2006/picture">
-            <wp:extent cx="5486400" cy="4554452"/>
+            <wp:extent cx="5486400" cy="4413996"/>
             <wp:docPr id="1" name="Picture 1"/>
             <wp:cNvGraphicFramePr>
               <a:graphicFrameLocks noChangeAspect="1"/>
@@ -227,7 +230,7 @@
                   <pic:spPr>
                     <a:xfrm>
                       <a:off x="0" y="0"/>
-                      <a:ext cx="5486400" cy="4554452"/>
+                      <a:ext cx="5486400" cy="4413996"/>
                     </a:xfrm>
                     <a:prstGeom prst="rect"/>
                   </pic:spPr>
@@ -241,9 +244,109 @@
     <w:p>
       <w:pPr>
         <w:pStyle w:val="Caption"/>
+        <w:spacing w:after="240"/>
       </w:pPr>
       <w:r>
-        <w:t>Figur 1. Fyndplatser för naturvårdsarter i det avverkningsanmälda området (röd linje). Markörer utan svart kant är placerade på fyndplatsen. Markörer med svart kant är placerade vid sidan av fyndplatsen och har ett svart streck som visar fyndplatsens exakta position. Kartans mittpunktskoordinat är N 7006491, E 512531 i SWEREF 99 TM.</w:t>
+        <w:t>Figur 1. Fyndplatser för naturvårdsarter i och inom 3 meter från avverkningsanmälan (röd linje). Markörer utan svart kant är placerade på fyndplatsen. Markörer med svart kant är placerade vid sidan av fyndplatsen och har ett svart streck som visar fyndplatsens exakta position. Kartans mittpunktskoordinat är N 7006491, E 512531 i SWEREF 99 TM.</w:t>
+      </w:r>
+    </w:p>
+    <w:p>
+      <w:pPr>
+        <w:pStyle w:val="Heading2"/>
+      </w:pPr>
+      <w:r>
+        <w:t>Fridlysta arter</w:t>
+      </w:r>
+    </w:p>
+    <w:p>
+      <w:r>
+        <w:t>Följande fridlysta arter har sina livsmiljöer och växtplatser i den avverkningsanmälda skogen: grönkulla (S, T, §8), korallrot (S, T, §8), spindelblomster (S, T, §8), tvåblad (S, §8) och fläcknycklar (§8).</w:t>
+      </w:r>
+    </w:p>
+    <w:p>
+      <w:r>
+        <w:rPr>
+          <w:b/>
+        </w:rPr>
+        <w:t xml:space="preserve">Grönkulla (§8) </w:t>
+      </w:r>
+      <w:r>
+        <w:t xml:space="preserve">är typisk art för </w:t>
+      </w:r>
+      <w:r>
+        <w:rPr>
+          <w:i/>
+        </w:rPr>
+        <w:t xml:space="preserve">9040 Fjällbjörkskog, 9070 Trädklädd betesmark, 6170 Alpina kalkgräsmarker, 6520 Höglänta slåtterängar </w:t>
+      </w:r>
+      <w:r>
+        <w:t>och</w:t>
+      </w:r>
+      <w:r>
+        <w:rPr>
+          <w:i/>
+        </w:rPr>
+        <w:t xml:space="preserve"> 6210 Kalkgräsmarker </w:t>
+      </w:r>
+      <w:r>
+        <w:t>(SLU Artdatabanken, 2025).</w:t>
+      </w:r>
+    </w:p>
+    <w:p>
+      <w:r>
+        <w:rPr>
+          <w:b/>
+        </w:rPr>
+        <w:t>Korallrot (§8)</w:t>
+      </w:r>
+      <w:r>
+        <w:t xml:space="preserve"> växer i sumpskogar och annan fuktig eller växelfuktig skogsmark, exempelvis i alkärr och kärrkanter, fuktiga bäckdalar, raviner, myrlaggar, sumpiga strandskogar samt i fuktiga lundar. Den visar på mer eller mindre stabila förhållanden och intakt hydrologi och är känslig för avverkning, körskador, skogsgödsling och dikning. Korallrot är typisk art för </w:t>
+      </w:r>
+      <w:r>
+        <w:rPr>
+          <w:i/>
+        </w:rPr>
+        <w:t>9080 Lövsumpskog</w:t>
+      </w:r>
+      <w:r>
+        <w:t xml:space="preserve"> och fridlyst enligt 8 § artskyddsförordningen (SLU Artdatabanken, 2024; Nitare &amp; Skogsstyrelsen, 2019).</w:t>
+      </w:r>
+    </w:p>
+    <w:p>
+      <w:r>
+        <w:rPr>
+          <w:b/>
+        </w:rPr>
+        <w:t>Spindelblomster (§8)</w:t>
+      </w:r>
+      <w:r>
+        <w:t xml:space="preserve"> växer i äldre mossrik granskog eller barrblandskog, men även i fjällbjörkskog. Arten indikerar långvarig trädkontinuitet och hög luftfuktighet och är mycket känslig för uttorkning och markskador. Spindelblomster har i många trakter minskat starkt under senare tid på grund av slutavverkningar och skogsmarksdikning. Spindelblomster är typisk art för </w:t>
+      </w:r>
+      <w:r>
+        <w:rPr>
+          <w:i/>
+        </w:rPr>
+        <w:t xml:space="preserve">9010 Taiga, 9050 Näringsrik granskog </w:t>
+      </w:r>
+      <w:r>
+        <w:t>och</w:t>
+      </w:r>
+      <w:r>
+        <w:rPr>
+          <w:i/>
+        </w:rPr>
+        <w:t xml:space="preserve"> 9040 Fjällbjörkskog</w:t>
+      </w:r>
+      <w:r>
+        <w:t xml:space="preserve"> (Nitare &amp; Skogsstyrelsen, 2019; SLU Artdatabanken, 2025).</w:t>
+      </w:r>
+    </w:p>
+    <w:p>
+      <w:pPr>
+        <w:pStyle w:val="Heading2"/>
+      </w:pPr>
+      <w:r>
+        <w:t>Övriga naturvårdsarter</w:t>
       </w:r>
     </w:p>
     <w:p>
@@ -356,97 +459,6 @@
         <w:pStyle w:val="Heading1"/>
       </w:pPr>
       <w:r>
-        <w:t>Fridlysta arter</w:t>
-      </w:r>
-    </w:p>
-    <w:p>
-      <w:r>
-        <w:t>Följande fridlysta arter har sina livsmiljöer och växtplatser i den avverkningsanmälda skogen: grönkulla (S, §8), korallrot (S, §8), spindelblomster (S, §8), tvåblad (S, §8) och fläcknycklar (§8).</w:t>
-      </w:r>
-    </w:p>
-    <w:p>
-      <w:r>
-        <w:rPr>
-          <w:b/>
-        </w:rPr>
-        <w:t xml:space="preserve">Grönkulla (§8) </w:t>
-      </w:r>
-      <w:r>
-        <w:t xml:space="preserve">är typisk art för </w:t>
-      </w:r>
-      <w:r>
-        <w:rPr>
-          <w:i/>
-        </w:rPr>
-        <w:t xml:space="preserve">9040 Fjällbjörkskog, 9070 Trädklädd betesmark, 6170 Alpina kalkgräsmarker, 6520 Höglänta slåtterängar </w:t>
-      </w:r>
-      <w:r>
-        <w:t>och</w:t>
-      </w:r>
-      <w:r>
-        <w:rPr>
-          <w:i/>
-        </w:rPr>
-        <w:t xml:space="preserve"> 6210 Kalkgräsmarker </w:t>
-      </w:r>
-      <w:r>
-        <w:t>(SLU Artdatabanken, 2025).</w:t>
-      </w:r>
-    </w:p>
-    <w:p>
-      <w:r>
-        <w:rPr>
-          <w:b/>
-        </w:rPr>
-        <w:t>Korallrot (§8)</w:t>
-      </w:r>
-      <w:r>
-        <w:t xml:space="preserve"> växer i sumpskogar och annan fuktig eller växelfuktig skogsmark, exempelvis i alkärr och kärrkanter, fuktiga bäckdalar, raviner, myrlaggar, sumpiga strandskogar samt i fuktiga lundar. Den visar på mer eller mindre stabila förhållanden och intakt hydrologi och är känslig för avverkning, körskador, skogsgödsling och dikning. Korallrot är typisk art för </w:t>
-      </w:r>
-      <w:r>
-        <w:rPr>
-          <w:i/>
-        </w:rPr>
-        <w:t>9080 Lövsumpskog</w:t>
-      </w:r>
-      <w:r>
-        <w:t xml:space="preserve"> och fridlyst enligt 8 § artskyddsförordningen (SLU Artdatabanken, 2024; Nitare &amp; Skogsstyrelsen, 2019).</w:t>
-      </w:r>
-    </w:p>
-    <w:p>
-      <w:r>
-        <w:rPr>
-          <w:b/>
-        </w:rPr>
-        <w:t>Spindelblomster (§8)</w:t>
-      </w:r>
-      <w:r>
-        <w:t xml:space="preserve"> växer i äldre mossrik granskog eller barrblandskog, men även i fjällbjörkskog. Arten indikerar långvarig trädkontinuitet och hög luftfuktighet och är mycket känslig för uttorkning och markskador. Spindelblomster har i många trakter minskat starkt under senare tid på grund av slutavverkningar och skogsmarksdikning. Spindelblomster är typisk art för </w:t>
-      </w:r>
-      <w:r>
-        <w:rPr>
-          <w:i/>
-        </w:rPr>
-        <w:t xml:space="preserve">9010 Taiga, 9050 Näringsrik granskog </w:t>
-      </w:r>
-      <w:r>
-        <w:t>och</w:t>
-      </w:r>
-      <w:r>
-        <w:rPr>
-          <w:i/>
-        </w:rPr>
-        <w:t xml:space="preserve"> 9040 Fjällbjörkskog</w:t>
-      </w:r>
-      <w:r>
-        <w:t xml:space="preserve"> (Nitare &amp; Skogsstyrelsen, 2019; SLU Artdatabanken, 2025).</w:t>
-      </w:r>
-    </w:p>
-    <w:p>
-      <w:pPr>
-        <w:pStyle w:val="Heading1"/>
-      </w:pPr>
-      <w:r>
         <w:t>Certifiering</w:t>
       </w:r>
     </w:p>
@@ -532,7 +544,7 @@
         <w:rPr>
           <w:i/>
         </w:rPr>
-        <w:t>I det avverkningsanmälda skogsområdet har 8 naturvårdsarter varav 3 rödlistade arter sina livsmiljöer och växtplatser.</w:t>
+        <w:t>I det avverkningsanmälda skogsområdet har 9 naturvårdsarter varav 3 rödlistade arter sina livsmiljöer och växtplatser.</w:t>
       </w:r>
     </w:p>
     <w:p>
@@ -737,7 +749,7 @@
 </file>
 
 <file path=word/endnotes.xml><?xml version="1.0" encoding="utf-8"?>
-<w:endnotes xmlns:wpc="http://schemas.microsoft.com/office/word/2010/wordprocessingCanvas" xmlns:cx="http://schemas.microsoft.com/office/drawing/2014/chartex" xmlns:cx1="http://schemas.microsoft.com/office/drawing/2015/9/8/chartex" xmlns:cx2="http://schemas.microsoft.com/office/drawing/2015/10/21/chartex" xmlns:cx3="http://schemas.microsoft.com/office/drawing/2016/5/9/chartex" xmlns:cx4="http://schemas.microsoft.com/office/drawing/2016/5/10/chartex" xmlns:cx5="http://schemas.microsoft.com/office/drawing/2016/5/11/chartex" xmlns:cx6="http://schemas.microsoft.com/office/drawing/2016/5/12/chartex" xmlns:cx7="http://schemas.microsoft.com/office/drawing/2016/5/13/chartex" xmlns:cx8="http://schemas.microsoft.com/office/drawing/2016/5/14/chartex" xmlns:mc="http://schemas.openxmlformats.org/markup-compatibility/2006" xmlns:aink="http://schemas.microsoft.com/office/drawing/2016/ink" xmlns:am3d="http://schemas.microsoft.com/office/drawing/2017/model3d" xmlns:o="urn:schemas-microsoft-com:office:office" xmlns:oel="http://schemas.microsoft.com/office/2019/extlst" xmlns:r="http://schemas.openxmlformats.org/officeDocument/2006/relationships" xmlns:m="http://schemas.openxmlformats.org/officeDocument/2006/math" xmlns:v="urn:schemas-microsoft-com:vml" xmlns:wp14="http://schemas.microsoft.com/office/word/2010/wordprocessingDrawing" xmlns:wp="http://schemas.openxmlformats.org/drawingml/2006/wordprocessingDrawing" xmlns:w10="urn:schemas-microsoft-com:office:word" xmlns:w="http://schemas.openxmlformats.org/wordprocessingml/2006/main" xmlns:w14="http://schemas.microsoft.com/office/word/2010/wordml" xmlns:w15="http://schemas.microsoft.com/office/word/2012/wordml" xmlns:w16cex="http://schemas.microsoft.com/office/word/2018/wordml/cex" xmlns:w16cid="http://schemas.microsoft.com/office/word/2016/wordml/cid" xmlns:w16="http://schemas.microsoft.com/office/word/2018/wordml" xmlns:w16sdtdh="http://schemas.microsoft.com/office/word/2020/wordml/sdtdatahash" xmlns:w16se="http://schemas.microsoft.com/office/word/2015/wordml/symex" xmlns:wpg="http://schemas.microsoft.com/office/word/2010/wordprocessingGroup" xmlns:wpi="http://schemas.microsoft.com/office/word/2010/wordprocessingInk" xmlns:wne="http://schemas.microsoft.com/office/word/2006/wordml" xmlns:wps="http://schemas.microsoft.com/office/word/2010/wordprocessingShape" mc:Ignorable="w14 w15 w16se w16cid w16 w16cex w16sdtdh wp14">
+<w:endnotes xmlns:wpc="http://schemas.microsoft.com/office/word/2010/wordprocessingCanvas" xmlns:cx="http://schemas.microsoft.com/office/drawing/2014/chartex" xmlns:cx1="http://schemas.microsoft.com/office/drawing/2015/9/8/chartex" xmlns:cx2="http://schemas.microsoft.com/office/drawing/2015/10/21/chartex" xmlns:cx3="http://schemas.microsoft.com/office/drawing/2016/5/9/chartex" xmlns:cx4="http://schemas.microsoft.com/office/drawing/2016/5/10/chartex" xmlns:cx5="http://schemas.microsoft.com/office/drawing/2016/5/11/chartex" xmlns:cx6="http://schemas.microsoft.com/office/drawing/2016/5/12/chartex" xmlns:cx7="http://schemas.microsoft.com/office/drawing/2016/5/13/chartex" xmlns:cx8="http://schemas.microsoft.com/office/drawing/2016/5/14/chartex" xmlns:mc="http://schemas.openxmlformats.org/markup-compatibility/2006" xmlns:aink="http://schemas.microsoft.com/office/drawing/2016/ink" xmlns:am3d="http://schemas.microsoft.com/office/drawing/2017/model3d" xmlns:o="urn:schemas-microsoft-com:office:office" xmlns:oel="http://schemas.microsoft.com/office/2019/extlst" xmlns:r="http://schemas.openxmlformats.org/officeDocument/2006/relationships" xmlns:m="http://schemas.openxmlformats.org/officeDocument/2006/math" xmlns:v="urn:schemas-microsoft-com:vml" xmlns:wp14="http://schemas.microsoft.com/office/word/2010/wordprocessingDrawing" xmlns:wp="http://schemas.openxmlformats.org/drawingml/2006/wordprocessingDrawing" xmlns:w10="urn:schemas-microsoft-com:office:word" xmlns:w="http://schemas.openxmlformats.org/wordprocessingml/2006/main" xmlns:w14="http://schemas.microsoft.com/office/word/2010/wordml" xmlns:w15="http://schemas.microsoft.com/office/word/2012/wordml" xmlns:w16cex="http://schemas.microsoft.com/office/word/2018/wordml/cex" xmlns:w16cid="http://schemas.microsoft.com/office/word/2016/wordml/cid" xmlns:w16="http://schemas.microsoft.com/office/word/2018/wordml" xmlns:w16du="http://schemas.microsoft.com/office/word/2023/wordml/word16du" xmlns:w16sdtdh="http://schemas.microsoft.com/office/word/2020/wordml/sdtdatahash" xmlns:w16sdtfl="http://schemas.microsoft.com/office/word/2024/wordml/sdtformatlock" xmlns:w16se="http://schemas.microsoft.com/office/word/2015/wordml/symex" xmlns:wpg="http://schemas.microsoft.com/office/word/2010/wordprocessingGroup" xmlns:wpi="http://schemas.microsoft.com/office/word/2010/wordprocessingInk" xmlns:wne="http://schemas.microsoft.com/office/word/2006/wordml" xmlns:wps="http://schemas.microsoft.com/office/word/2010/wordprocessingShape" mc:Ignorable="w14 w15 w16se w16cid w16 w16cex w16sdtdh w16sdtfl w16du wp14">
   <w:endnote w:type="separator" w:id="-1">
     <w:p>
       <w:pPr>
@@ -762,7 +774,7 @@
 </file>
 
 <file path=word/footer1.xml><?xml version="1.0" encoding="utf-8"?>
-<w:ftr xmlns:wpc="http://schemas.microsoft.com/office/word/2010/wordprocessingCanvas" xmlns:cx="http://schemas.microsoft.com/office/drawing/2014/chartex" xmlns:cx1="http://schemas.microsoft.com/office/drawing/2015/9/8/chartex" xmlns:cx2="http://schemas.microsoft.com/office/drawing/2015/10/21/chartex" xmlns:cx3="http://schemas.microsoft.com/office/drawing/2016/5/9/chartex" xmlns:cx4="http://schemas.microsoft.com/office/drawing/2016/5/10/chartex" xmlns:cx5="http://schemas.microsoft.com/office/drawing/2016/5/11/chartex" xmlns:cx6="http://schemas.microsoft.com/office/drawing/2016/5/12/chartex" xmlns:cx7="http://schemas.microsoft.com/office/drawing/2016/5/13/chartex" xmlns:cx8="http://schemas.microsoft.com/office/drawing/2016/5/14/chartex" xmlns:mc="http://schemas.openxmlformats.org/markup-compatibility/2006" xmlns:aink="http://schemas.microsoft.com/office/drawing/2016/ink" xmlns:am3d="http://schemas.microsoft.com/office/drawing/2017/model3d" xmlns:o="urn:schemas-microsoft-com:office:office" xmlns:oel="http://schemas.microsoft.com/office/2019/extlst" xmlns:r="http://schemas.openxmlformats.org/officeDocument/2006/relationships" xmlns:m="http://schemas.openxmlformats.org/officeDocument/2006/math" xmlns:v="urn:schemas-microsoft-com:vml" xmlns:wp14="http://schemas.microsoft.com/office/word/2010/wordprocessingDrawing" xmlns:wp="http://schemas.openxmlformats.org/drawingml/2006/wordprocessingDrawing" xmlns:w10="urn:schemas-microsoft-com:office:word" xmlns:w="http://schemas.openxmlformats.org/wordprocessingml/2006/main" xmlns:w14="http://schemas.microsoft.com/office/word/2010/wordml" xmlns:w15="http://schemas.microsoft.com/office/word/2012/wordml" xmlns:w16cex="http://schemas.microsoft.com/office/word/2018/wordml/cex" xmlns:w16cid="http://schemas.microsoft.com/office/word/2016/wordml/cid" xmlns:w16="http://schemas.microsoft.com/office/word/2018/wordml" xmlns:w16sdtdh="http://schemas.microsoft.com/office/word/2020/wordml/sdtdatahash" xmlns:w16se="http://schemas.microsoft.com/office/word/2015/wordml/symex" xmlns:wpg="http://schemas.microsoft.com/office/word/2010/wordprocessingGroup" xmlns:wpi="http://schemas.microsoft.com/office/word/2010/wordprocessingInk" xmlns:wne="http://schemas.microsoft.com/office/word/2006/wordml" xmlns:wps="http://schemas.microsoft.com/office/word/2010/wordprocessingShape" mc:Ignorable="w14 w15 w16se w16cid w16 w16cex w16sdtdh wp14">
+<w:ftr xmlns:wpc="http://schemas.microsoft.com/office/word/2010/wordprocessingCanvas" xmlns:cx="http://schemas.microsoft.com/office/drawing/2014/chartex" xmlns:cx1="http://schemas.microsoft.com/office/drawing/2015/9/8/chartex" xmlns:cx2="http://schemas.microsoft.com/office/drawing/2015/10/21/chartex" xmlns:cx3="http://schemas.microsoft.com/office/drawing/2016/5/9/chartex" xmlns:cx4="http://schemas.microsoft.com/office/drawing/2016/5/10/chartex" xmlns:cx5="http://schemas.microsoft.com/office/drawing/2016/5/11/chartex" xmlns:cx6="http://schemas.microsoft.com/office/drawing/2016/5/12/chartex" xmlns:cx7="http://schemas.microsoft.com/office/drawing/2016/5/13/chartex" xmlns:cx8="http://schemas.microsoft.com/office/drawing/2016/5/14/chartex" xmlns:mc="http://schemas.openxmlformats.org/markup-compatibility/2006" xmlns:aink="http://schemas.microsoft.com/office/drawing/2016/ink" xmlns:am3d="http://schemas.microsoft.com/office/drawing/2017/model3d" xmlns:o="urn:schemas-microsoft-com:office:office" xmlns:oel="http://schemas.microsoft.com/office/2019/extlst" xmlns:r="http://schemas.openxmlformats.org/officeDocument/2006/relationships" xmlns:m="http://schemas.openxmlformats.org/officeDocument/2006/math" xmlns:v="urn:schemas-microsoft-com:vml" xmlns:wp14="http://schemas.microsoft.com/office/word/2010/wordprocessingDrawing" xmlns:wp="http://schemas.openxmlformats.org/drawingml/2006/wordprocessingDrawing" xmlns:w10="urn:schemas-microsoft-com:office:word" xmlns:w="http://schemas.openxmlformats.org/wordprocessingml/2006/main" xmlns:w14="http://schemas.microsoft.com/office/word/2010/wordml" xmlns:w15="http://schemas.microsoft.com/office/word/2012/wordml" xmlns:w16cex="http://schemas.microsoft.com/office/word/2018/wordml/cex" xmlns:w16cid="http://schemas.microsoft.com/office/word/2016/wordml/cid" xmlns:w16="http://schemas.microsoft.com/office/word/2018/wordml" xmlns:w16du="http://schemas.microsoft.com/office/word/2023/wordml/word16du" xmlns:w16sdtdh="http://schemas.microsoft.com/office/word/2020/wordml/sdtdatahash" xmlns:w16sdtfl="http://schemas.microsoft.com/office/word/2024/wordml/sdtformatlock" xmlns:w16se="http://schemas.microsoft.com/office/word/2015/wordml/symex" xmlns:wpg="http://schemas.microsoft.com/office/word/2010/wordprocessingGroup" xmlns:wpi="http://schemas.microsoft.com/office/word/2010/wordprocessingInk" xmlns:wne="http://schemas.microsoft.com/office/word/2006/wordml" xmlns:wps="http://schemas.microsoft.com/office/word/2010/wordprocessingShape" mc:Ignorable="w14 w15 w16se w16cid w16 w16cex w16sdtdh w16sdtfl w16du wp14">
   <w:p>
     <w:pPr>
       <w:pStyle w:val="Footer"/>
@@ -772,7 +784,7 @@
 </file>
 
 <file path=word/footer2.xml><?xml version="1.0" encoding="utf-8"?>
-<w:ftr xmlns:wpc="http://schemas.microsoft.com/office/word/2010/wordprocessingCanvas" xmlns:cx="http://schemas.microsoft.com/office/drawing/2014/chartex" xmlns:cx1="http://schemas.microsoft.com/office/drawing/2015/9/8/chartex" xmlns:cx2="http://schemas.microsoft.com/office/drawing/2015/10/21/chartex" xmlns:cx3="http://schemas.microsoft.com/office/drawing/2016/5/9/chartex" xmlns:cx4="http://schemas.microsoft.com/office/drawing/2016/5/10/chartex" xmlns:cx5="http://schemas.microsoft.com/office/drawing/2016/5/11/chartex" xmlns:cx6="http://schemas.microsoft.com/office/drawing/2016/5/12/chartex" xmlns:cx7="http://schemas.microsoft.com/office/drawing/2016/5/13/chartex" xmlns:cx8="http://schemas.microsoft.com/office/drawing/2016/5/14/chartex" xmlns:mc="http://schemas.openxmlformats.org/markup-compatibility/2006" xmlns:aink="http://schemas.microsoft.com/office/drawing/2016/ink" xmlns:am3d="http://schemas.microsoft.com/office/drawing/2017/model3d" xmlns:o="urn:schemas-microsoft-com:office:office" xmlns:oel="http://schemas.microsoft.com/office/2019/extlst" xmlns:r="http://schemas.openxmlformats.org/officeDocument/2006/relationships" xmlns:m="http://schemas.openxmlformats.org/officeDocument/2006/math" xmlns:v="urn:schemas-microsoft-com:vml" xmlns:wp14="http://schemas.microsoft.com/office/word/2010/wordprocessingDrawing" xmlns:wp="http://schemas.openxmlformats.org/drawingml/2006/wordprocessingDrawing" xmlns:w10="urn:schemas-microsoft-com:office:word" xmlns:w="http://schemas.openxmlformats.org/wordprocessingml/2006/main" xmlns:w14="http://schemas.microsoft.com/office/word/2010/wordml" xmlns:w15="http://schemas.microsoft.com/office/word/2012/wordml" xmlns:w16cex="http://schemas.microsoft.com/office/word/2018/wordml/cex" xmlns:w16cid="http://schemas.microsoft.com/office/word/2016/wordml/cid" xmlns:w16="http://schemas.microsoft.com/office/word/2018/wordml" xmlns:w16sdtdh="http://schemas.microsoft.com/office/word/2020/wordml/sdtdatahash" xmlns:w16se="http://schemas.microsoft.com/office/word/2015/wordml/symex" xmlns:wpg="http://schemas.microsoft.com/office/word/2010/wordprocessingGroup" xmlns:wpi="http://schemas.microsoft.com/office/word/2010/wordprocessingInk" xmlns:wne="http://schemas.microsoft.com/office/word/2006/wordml" xmlns:wps="http://schemas.microsoft.com/office/word/2010/wordprocessingShape" mc:Ignorable="w14 w15 w16se w16cid w16 w16cex w16sdtdh wp14">
+<w:ftr xmlns:wpc="http://schemas.microsoft.com/office/word/2010/wordprocessingCanvas" xmlns:cx="http://schemas.microsoft.com/office/drawing/2014/chartex" xmlns:cx1="http://schemas.microsoft.com/office/drawing/2015/9/8/chartex" xmlns:cx2="http://schemas.microsoft.com/office/drawing/2015/10/21/chartex" xmlns:cx3="http://schemas.microsoft.com/office/drawing/2016/5/9/chartex" xmlns:cx4="http://schemas.microsoft.com/office/drawing/2016/5/10/chartex" xmlns:cx5="http://schemas.microsoft.com/office/drawing/2016/5/11/chartex" xmlns:cx6="http://schemas.microsoft.com/office/drawing/2016/5/12/chartex" xmlns:cx7="http://schemas.microsoft.com/office/drawing/2016/5/13/chartex" xmlns:cx8="http://schemas.microsoft.com/office/drawing/2016/5/14/chartex" xmlns:mc="http://schemas.openxmlformats.org/markup-compatibility/2006" xmlns:aink="http://schemas.microsoft.com/office/drawing/2016/ink" xmlns:am3d="http://schemas.microsoft.com/office/drawing/2017/model3d" xmlns:o="urn:schemas-microsoft-com:office:office" xmlns:oel="http://schemas.microsoft.com/office/2019/extlst" xmlns:r="http://schemas.openxmlformats.org/officeDocument/2006/relationships" xmlns:m="http://schemas.openxmlformats.org/officeDocument/2006/math" xmlns:v="urn:schemas-microsoft-com:vml" xmlns:wp14="http://schemas.microsoft.com/office/word/2010/wordprocessingDrawing" xmlns:wp="http://schemas.openxmlformats.org/drawingml/2006/wordprocessingDrawing" xmlns:w10="urn:schemas-microsoft-com:office:word" xmlns:w="http://schemas.openxmlformats.org/wordprocessingml/2006/main" xmlns:w14="http://schemas.microsoft.com/office/word/2010/wordml" xmlns:w15="http://schemas.microsoft.com/office/word/2012/wordml" xmlns:w16cex="http://schemas.microsoft.com/office/word/2018/wordml/cex" xmlns:w16cid="http://schemas.microsoft.com/office/word/2016/wordml/cid" xmlns:w16="http://schemas.microsoft.com/office/word/2018/wordml" xmlns:w16du="http://schemas.microsoft.com/office/word/2023/wordml/word16du" xmlns:w16sdtdh="http://schemas.microsoft.com/office/word/2020/wordml/sdtdatahash" xmlns:w16sdtfl="http://schemas.microsoft.com/office/word/2024/wordml/sdtformatlock" xmlns:w16se="http://schemas.microsoft.com/office/word/2015/wordml/symex" xmlns:wpg="http://schemas.microsoft.com/office/word/2010/wordprocessingGroup" xmlns:wpi="http://schemas.microsoft.com/office/word/2010/wordprocessingInk" xmlns:wne="http://schemas.microsoft.com/office/word/2006/wordml" xmlns:wps="http://schemas.microsoft.com/office/word/2010/wordprocessingShape" mc:Ignorable="w14 w15 w16se w16cid w16 w16cex w16sdtdh w16sdtfl w16du wp14">
   <w:p>
     <w:pPr>
       <w:pStyle w:val="Footer"/>
@@ -782,7 +794,7 @@
 </file>
 
 <file path=word/footer3.xml><?xml version="1.0" encoding="utf-8"?>
-<w:ftr xmlns:wpc="http://schemas.microsoft.com/office/word/2010/wordprocessingCanvas" xmlns:cx="http://schemas.microsoft.com/office/drawing/2014/chartex" xmlns:cx1="http://schemas.microsoft.com/office/drawing/2015/9/8/chartex" xmlns:cx2="http://schemas.microsoft.com/office/drawing/2015/10/21/chartex" xmlns:cx3="http://schemas.microsoft.com/office/drawing/2016/5/9/chartex" xmlns:cx4="http://schemas.microsoft.com/office/drawing/2016/5/10/chartex" xmlns:cx5="http://schemas.microsoft.com/office/drawing/2016/5/11/chartex" xmlns:cx6="http://schemas.microsoft.com/office/drawing/2016/5/12/chartex" xmlns:cx7="http://schemas.microsoft.com/office/drawing/2016/5/13/chartex" xmlns:cx8="http://schemas.microsoft.com/office/drawing/2016/5/14/chartex" xmlns:mc="http://schemas.openxmlformats.org/markup-compatibility/2006" xmlns:aink="http://schemas.microsoft.com/office/drawing/2016/ink" xmlns:am3d="http://schemas.microsoft.com/office/drawing/2017/model3d" xmlns:o="urn:schemas-microsoft-com:office:office" xmlns:oel="http://schemas.microsoft.com/office/2019/extlst" xmlns:r="http://schemas.openxmlformats.org/officeDocument/2006/relationships" xmlns:m="http://schemas.openxmlformats.org/officeDocument/2006/math" xmlns:v="urn:schemas-microsoft-com:vml" xmlns:wp14="http://schemas.microsoft.com/office/word/2010/wordprocessingDrawing" xmlns:wp="http://schemas.openxmlformats.org/drawingml/2006/wordprocessingDrawing" xmlns:w10="urn:schemas-microsoft-com:office:word" xmlns:w="http://schemas.openxmlformats.org/wordprocessingml/2006/main" xmlns:w14="http://schemas.microsoft.com/office/word/2010/wordml" xmlns:w15="http://schemas.microsoft.com/office/word/2012/wordml" xmlns:w16cex="http://schemas.microsoft.com/office/word/2018/wordml/cex" xmlns:w16cid="http://schemas.microsoft.com/office/word/2016/wordml/cid" xmlns:w16="http://schemas.microsoft.com/office/word/2018/wordml" xmlns:w16sdtdh="http://schemas.microsoft.com/office/word/2020/wordml/sdtdatahash" xmlns:w16se="http://schemas.microsoft.com/office/word/2015/wordml/symex" xmlns:wpg="http://schemas.microsoft.com/office/word/2010/wordprocessingGroup" xmlns:wpi="http://schemas.microsoft.com/office/word/2010/wordprocessingInk" xmlns:wne="http://schemas.microsoft.com/office/word/2006/wordml" xmlns:wps="http://schemas.microsoft.com/office/word/2010/wordprocessingShape" mc:Ignorable="w14 w15 w16se w16cid w16 w16cex w16sdtdh wp14">
+<w:ftr xmlns:wpc="http://schemas.microsoft.com/office/word/2010/wordprocessingCanvas" xmlns:cx="http://schemas.microsoft.com/office/drawing/2014/chartex" xmlns:cx1="http://schemas.microsoft.com/office/drawing/2015/9/8/chartex" xmlns:cx2="http://schemas.microsoft.com/office/drawing/2015/10/21/chartex" xmlns:cx3="http://schemas.microsoft.com/office/drawing/2016/5/9/chartex" xmlns:cx4="http://schemas.microsoft.com/office/drawing/2016/5/10/chartex" xmlns:cx5="http://schemas.microsoft.com/office/drawing/2016/5/11/chartex" xmlns:cx6="http://schemas.microsoft.com/office/drawing/2016/5/12/chartex" xmlns:cx7="http://schemas.microsoft.com/office/drawing/2016/5/13/chartex" xmlns:cx8="http://schemas.microsoft.com/office/drawing/2016/5/14/chartex" xmlns:mc="http://schemas.openxmlformats.org/markup-compatibility/2006" xmlns:aink="http://schemas.microsoft.com/office/drawing/2016/ink" xmlns:am3d="http://schemas.microsoft.com/office/drawing/2017/model3d" xmlns:o="urn:schemas-microsoft-com:office:office" xmlns:oel="http://schemas.microsoft.com/office/2019/extlst" xmlns:r="http://schemas.openxmlformats.org/officeDocument/2006/relationships" xmlns:m="http://schemas.openxmlformats.org/officeDocument/2006/math" xmlns:v="urn:schemas-microsoft-com:vml" xmlns:wp14="http://schemas.microsoft.com/office/word/2010/wordprocessingDrawing" xmlns:wp="http://schemas.openxmlformats.org/drawingml/2006/wordprocessingDrawing" xmlns:w10="urn:schemas-microsoft-com:office:word" xmlns:w="http://schemas.openxmlformats.org/wordprocessingml/2006/main" xmlns:w14="http://schemas.microsoft.com/office/word/2010/wordml" xmlns:w15="http://schemas.microsoft.com/office/word/2012/wordml" xmlns:w16cex="http://schemas.microsoft.com/office/word/2018/wordml/cex" xmlns:w16cid="http://schemas.microsoft.com/office/word/2016/wordml/cid" xmlns:w16="http://schemas.microsoft.com/office/word/2018/wordml" xmlns:w16du="http://schemas.microsoft.com/office/word/2023/wordml/word16du" xmlns:w16sdtdh="http://schemas.microsoft.com/office/word/2020/wordml/sdtdatahash" xmlns:w16sdtfl="http://schemas.microsoft.com/office/word/2024/wordml/sdtformatlock" xmlns:w16se="http://schemas.microsoft.com/office/word/2015/wordml/symex" xmlns:wpg="http://schemas.microsoft.com/office/word/2010/wordprocessingGroup" xmlns:wpi="http://schemas.microsoft.com/office/word/2010/wordprocessingInk" xmlns:wne="http://schemas.microsoft.com/office/word/2006/wordml" xmlns:wps="http://schemas.microsoft.com/office/word/2010/wordprocessingShape" mc:Ignorable="w14 w15 w16se w16cid w16 w16cex w16sdtdh w16sdtfl w16du wp14">
   <w:p>
     <w:pPr>
       <w:pStyle w:val="Footer"/>
@@ -792,7 +804,7 @@
 </file>
 
 <file path=word/footnotes.xml><?xml version="1.0" encoding="utf-8"?>
-<w:footnotes xmlns:wpc="http://schemas.microsoft.com/office/word/2010/wordprocessingCanvas" xmlns:cx="http://schemas.microsoft.com/office/drawing/2014/chartex" xmlns:cx1="http://schemas.microsoft.com/office/drawing/2015/9/8/chartex" xmlns:cx2="http://schemas.microsoft.com/office/drawing/2015/10/21/chartex" xmlns:cx3="http://schemas.microsoft.com/office/drawing/2016/5/9/chartex" xmlns:cx4="http://schemas.microsoft.com/office/drawing/2016/5/10/chartex" xmlns:cx5="http://schemas.microsoft.com/office/drawing/2016/5/11/chartex" xmlns:cx6="http://schemas.microsoft.com/office/drawing/2016/5/12/chartex" xmlns:cx7="http://schemas.microsoft.com/office/drawing/2016/5/13/chartex" xmlns:cx8="http://schemas.microsoft.com/office/drawing/2016/5/14/chartex" xmlns:mc="http://schemas.openxmlformats.org/markup-compatibility/2006" xmlns:aink="http://schemas.microsoft.com/office/drawing/2016/ink" xmlns:am3d="http://schemas.microsoft.com/office/drawing/2017/model3d" xmlns:o="urn:schemas-microsoft-com:office:office" xmlns:oel="http://schemas.microsoft.com/office/2019/extlst" xmlns:r="http://schemas.openxmlformats.org/officeDocument/2006/relationships" xmlns:m="http://schemas.openxmlformats.org/officeDocument/2006/math" xmlns:v="urn:schemas-microsoft-com:vml" xmlns:wp14="http://schemas.microsoft.com/office/word/2010/wordprocessingDrawing" xmlns:wp="http://schemas.openxmlformats.org/drawingml/2006/wordprocessingDrawing" xmlns:w10="urn:schemas-microsoft-com:office:word" xmlns:w="http://schemas.openxmlformats.org/wordprocessingml/2006/main" xmlns:w14="http://schemas.microsoft.com/office/word/2010/wordml" xmlns:w15="http://schemas.microsoft.com/office/word/2012/wordml" xmlns:w16cex="http://schemas.microsoft.com/office/word/2018/wordml/cex" xmlns:w16cid="http://schemas.microsoft.com/office/word/2016/wordml/cid" xmlns:w16="http://schemas.microsoft.com/office/word/2018/wordml" xmlns:w16sdtdh="http://schemas.microsoft.com/office/word/2020/wordml/sdtdatahash" xmlns:w16se="http://schemas.microsoft.com/office/word/2015/wordml/symex" xmlns:wpg="http://schemas.microsoft.com/office/word/2010/wordprocessingGroup" xmlns:wpi="http://schemas.microsoft.com/office/word/2010/wordprocessingInk" xmlns:wne="http://schemas.microsoft.com/office/word/2006/wordml" xmlns:wps="http://schemas.microsoft.com/office/word/2010/wordprocessingShape" mc:Ignorable="w14 w15 w16se w16cid w16 w16cex w16sdtdh wp14">
+<w:footnotes xmlns:wpc="http://schemas.microsoft.com/office/word/2010/wordprocessingCanvas" xmlns:cx="http://schemas.microsoft.com/office/drawing/2014/chartex" xmlns:cx1="http://schemas.microsoft.com/office/drawing/2015/9/8/chartex" xmlns:cx2="http://schemas.microsoft.com/office/drawing/2015/10/21/chartex" xmlns:cx3="http://schemas.microsoft.com/office/drawing/2016/5/9/chartex" xmlns:cx4="http://schemas.microsoft.com/office/drawing/2016/5/10/chartex" xmlns:cx5="http://schemas.microsoft.com/office/drawing/2016/5/11/chartex" xmlns:cx6="http://schemas.microsoft.com/office/drawing/2016/5/12/chartex" xmlns:cx7="http://schemas.microsoft.com/office/drawing/2016/5/13/chartex" xmlns:cx8="http://schemas.microsoft.com/office/drawing/2016/5/14/chartex" xmlns:mc="http://schemas.openxmlformats.org/markup-compatibility/2006" xmlns:aink="http://schemas.microsoft.com/office/drawing/2016/ink" xmlns:am3d="http://schemas.microsoft.com/office/drawing/2017/model3d" xmlns:o="urn:schemas-microsoft-com:office:office" xmlns:oel="http://schemas.microsoft.com/office/2019/extlst" xmlns:r="http://schemas.openxmlformats.org/officeDocument/2006/relationships" xmlns:m="http://schemas.openxmlformats.org/officeDocument/2006/math" xmlns:v="urn:schemas-microsoft-com:vml" xmlns:wp14="http://schemas.microsoft.com/office/word/2010/wordprocessingDrawing" xmlns:wp="http://schemas.openxmlformats.org/drawingml/2006/wordprocessingDrawing" xmlns:w10="urn:schemas-microsoft-com:office:word" xmlns:w="http://schemas.openxmlformats.org/wordprocessingml/2006/main" xmlns:w14="http://schemas.microsoft.com/office/word/2010/wordml" xmlns:w15="http://schemas.microsoft.com/office/word/2012/wordml" xmlns:w16cex="http://schemas.microsoft.com/office/word/2018/wordml/cex" xmlns:w16cid="http://schemas.microsoft.com/office/word/2016/wordml/cid" xmlns:w16="http://schemas.microsoft.com/office/word/2018/wordml" xmlns:w16du="http://schemas.microsoft.com/office/word/2023/wordml/word16du" xmlns:w16sdtdh="http://schemas.microsoft.com/office/word/2020/wordml/sdtdatahash" xmlns:w16sdtfl="http://schemas.microsoft.com/office/word/2024/wordml/sdtformatlock" xmlns:w16se="http://schemas.microsoft.com/office/word/2015/wordml/symex" xmlns:wpg="http://schemas.microsoft.com/office/word/2010/wordprocessingGroup" xmlns:wpi="http://schemas.microsoft.com/office/word/2010/wordprocessingInk" xmlns:wne="http://schemas.microsoft.com/office/word/2006/wordml" xmlns:wps="http://schemas.microsoft.com/office/word/2010/wordprocessingShape" mc:Ignorable="w14 w15 w16se w16cid w16 w16cex w16sdtdh w16sdtfl w16du wp14">
   <w:footnote w:type="separator" w:id="-1">
     <w:p>
       <w:pPr>
@@ -817,7 +829,7 @@
 </file>
 
 <file path=word/header1.xml><?xml version="1.0" encoding="utf-8"?>
-<w:hdr xmlns:wpc="http://schemas.microsoft.com/office/word/2010/wordprocessingCanvas" xmlns:cx="http://schemas.microsoft.com/office/drawing/2014/chartex" xmlns:cx1="http://schemas.microsoft.com/office/drawing/2015/9/8/chartex" xmlns:cx2="http://schemas.microsoft.com/office/drawing/2015/10/21/chartex" xmlns:cx3="http://schemas.microsoft.com/office/drawing/2016/5/9/chartex" xmlns:cx4="http://schemas.microsoft.com/office/drawing/2016/5/10/chartex" xmlns:cx5="http://schemas.microsoft.com/office/drawing/2016/5/11/chartex" xmlns:cx6="http://schemas.microsoft.com/office/drawing/2016/5/12/chartex" xmlns:cx7="http://schemas.microsoft.com/office/drawing/2016/5/13/chartex" xmlns:cx8="http://schemas.microsoft.com/office/drawing/2016/5/14/chartex" xmlns:mc="http://schemas.openxmlformats.org/markup-compatibility/2006" xmlns:aink="http://schemas.microsoft.com/office/drawing/2016/ink" xmlns:am3d="http://schemas.microsoft.com/office/drawing/2017/model3d" xmlns:o="urn:schemas-microsoft-com:office:office" xmlns:oel="http://schemas.microsoft.com/office/2019/extlst" xmlns:r="http://schemas.openxmlformats.org/officeDocument/2006/relationships" xmlns:m="http://schemas.openxmlformats.org/officeDocument/2006/math" xmlns:v="urn:schemas-microsoft-com:vml" xmlns:wp14="http://schemas.microsoft.com/office/word/2010/wordprocessingDrawing" xmlns:wp="http://schemas.openxmlformats.org/drawingml/2006/wordprocessingDrawing" xmlns:w10="urn:schemas-microsoft-com:office:word" xmlns:w="http://schemas.openxmlformats.org/wordprocessingml/2006/main" xmlns:w14="http://schemas.microsoft.com/office/word/2010/wordml" xmlns:w15="http://schemas.microsoft.com/office/word/2012/wordml" xmlns:w16cex="http://schemas.microsoft.com/office/word/2018/wordml/cex" xmlns:w16cid="http://schemas.microsoft.com/office/word/2016/wordml/cid" xmlns:w16="http://schemas.microsoft.com/office/word/2018/wordml" xmlns:w16sdtdh="http://schemas.microsoft.com/office/word/2020/wordml/sdtdatahash" xmlns:w16se="http://schemas.microsoft.com/office/word/2015/wordml/symex" xmlns:wpg="http://schemas.microsoft.com/office/word/2010/wordprocessingGroup" xmlns:wpi="http://schemas.microsoft.com/office/word/2010/wordprocessingInk" xmlns:wne="http://schemas.microsoft.com/office/word/2006/wordml" xmlns:wps="http://schemas.microsoft.com/office/word/2010/wordprocessingShape" mc:Ignorable="w14 w15 w16se w16cid w16 w16cex w16sdtdh wp14">
+<w:hdr xmlns:wpc="http://schemas.microsoft.com/office/word/2010/wordprocessingCanvas" xmlns:cx="http://schemas.microsoft.com/office/drawing/2014/chartex" xmlns:cx1="http://schemas.microsoft.com/office/drawing/2015/9/8/chartex" xmlns:cx2="http://schemas.microsoft.com/office/drawing/2015/10/21/chartex" xmlns:cx3="http://schemas.microsoft.com/office/drawing/2016/5/9/chartex" xmlns:cx4="http://schemas.microsoft.com/office/drawing/2016/5/10/chartex" xmlns:cx5="http://schemas.microsoft.com/office/drawing/2016/5/11/chartex" xmlns:cx6="http://schemas.microsoft.com/office/drawing/2016/5/12/chartex" xmlns:cx7="http://schemas.microsoft.com/office/drawing/2016/5/13/chartex" xmlns:cx8="http://schemas.microsoft.com/office/drawing/2016/5/14/chartex" xmlns:mc="http://schemas.openxmlformats.org/markup-compatibility/2006" xmlns:aink="http://schemas.microsoft.com/office/drawing/2016/ink" xmlns:am3d="http://schemas.microsoft.com/office/drawing/2017/model3d" xmlns:o="urn:schemas-microsoft-com:office:office" xmlns:oel="http://schemas.microsoft.com/office/2019/extlst" xmlns:r="http://schemas.openxmlformats.org/officeDocument/2006/relationships" xmlns:m="http://schemas.openxmlformats.org/officeDocument/2006/math" xmlns:v="urn:schemas-microsoft-com:vml" xmlns:wp14="http://schemas.microsoft.com/office/word/2010/wordprocessingDrawing" xmlns:wp="http://schemas.openxmlformats.org/drawingml/2006/wordprocessingDrawing" xmlns:w10="urn:schemas-microsoft-com:office:word" xmlns:w="http://schemas.openxmlformats.org/wordprocessingml/2006/main" xmlns:w14="http://schemas.microsoft.com/office/word/2010/wordml" xmlns:w15="http://schemas.microsoft.com/office/word/2012/wordml" xmlns:w16cex="http://schemas.microsoft.com/office/word/2018/wordml/cex" xmlns:w16cid="http://schemas.microsoft.com/office/word/2016/wordml/cid" xmlns:w16="http://schemas.microsoft.com/office/word/2018/wordml" xmlns:w16du="http://schemas.microsoft.com/office/word/2023/wordml/word16du" xmlns:w16sdtdh="http://schemas.microsoft.com/office/word/2020/wordml/sdtdatahash" xmlns:w16sdtfl="http://schemas.microsoft.com/office/word/2024/wordml/sdtformatlock" xmlns:w16se="http://schemas.microsoft.com/office/word/2015/wordml/symex" xmlns:wpg="http://schemas.microsoft.com/office/word/2010/wordprocessingGroup" xmlns:wpi="http://schemas.microsoft.com/office/word/2010/wordprocessingInk" xmlns:wne="http://schemas.microsoft.com/office/word/2006/wordml" xmlns:wps="http://schemas.microsoft.com/office/word/2010/wordprocessingShape" mc:Ignorable="w14 w15 w16se w16cid w16 w16cex w16sdtdh w16sdtfl w16du wp14">
   <w:p>
     <w:pPr>
       <w:pStyle w:val="Header"/>
@@ -827,7 +839,7 @@
 </file>
 
 <file path=word/header2.xml><?xml version="1.0" encoding="utf-8"?>
-<w:hdr xmlns:wpc="http://schemas.microsoft.com/office/word/2010/wordprocessingCanvas" xmlns:cx="http://schemas.microsoft.com/office/drawing/2014/chartex" xmlns:cx1="http://schemas.microsoft.com/office/drawing/2015/9/8/chartex" xmlns:cx2="http://schemas.microsoft.com/office/drawing/2015/10/21/chartex" xmlns:cx3="http://schemas.microsoft.com/office/drawing/2016/5/9/chartex" xmlns:cx4="http://schemas.microsoft.com/office/drawing/2016/5/10/chartex" xmlns:cx5="http://schemas.microsoft.com/office/drawing/2016/5/11/chartex" xmlns:cx6="http://schemas.microsoft.com/office/drawing/2016/5/12/chartex" xmlns:cx7="http://schemas.microsoft.com/office/drawing/2016/5/13/chartex" xmlns:cx8="http://schemas.microsoft.com/office/drawing/2016/5/14/chartex" xmlns:mc="http://schemas.openxmlformats.org/markup-compatibility/2006" xmlns:aink="http://schemas.microsoft.com/office/drawing/2016/ink" xmlns:am3d="http://schemas.microsoft.com/office/drawing/2017/model3d" xmlns:o="urn:schemas-microsoft-com:office:office" xmlns:oel="http://schemas.microsoft.com/office/2019/extlst" xmlns:r="http://schemas.openxmlformats.org/officeDocument/2006/relationships" xmlns:m="http://schemas.openxmlformats.org/officeDocument/2006/math" xmlns:v="urn:schemas-microsoft-com:vml" xmlns:wp14="http://schemas.microsoft.com/office/word/2010/wordprocessingDrawing" xmlns:wp="http://schemas.openxmlformats.org/drawingml/2006/wordprocessingDrawing" xmlns:w10="urn:schemas-microsoft-com:office:word" xmlns:w="http://schemas.openxmlformats.org/wordprocessingml/2006/main" xmlns:w14="http://schemas.microsoft.com/office/word/2010/wordml" xmlns:w15="http://schemas.microsoft.com/office/word/2012/wordml" xmlns:w16cex="http://schemas.microsoft.com/office/word/2018/wordml/cex" xmlns:w16cid="http://schemas.microsoft.com/office/word/2016/wordml/cid" xmlns:w16="http://schemas.microsoft.com/office/word/2018/wordml" xmlns:w16sdtdh="http://schemas.microsoft.com/office/word/2020/wordml/sdtdatahash" xmlns:w16se="http://schemas.microsoft.com/office/word/2015/wordml/symex" xmlns:wpg="http://schemas.microsoft.com/office/word/2010/wordprocessingGroup" xmlns:wpi="http://schemas.microsoft.com/office/word/2010/wordprocessingInk" xmlns:wne="http://schemas.microsoft.com/office/word/2006/wordml" xmlns:wps="http://schemas.microsoft.com/office/word/2010/wordprocessingShape" mc:Ignorable="w14 w15 w16se w16cid w16 w16cex w16sdtdh wp14">
+<w:hdr xmlns:wpc="http://schemas.microsoft.com/office/word/2010/wordprocessingCanvas" xmlns:cx="http://schemas.microsoft.com/office/drawing/2014/chartex" xmlns:cx1="http://schemas.microsoft.com/office/drawing/2015/9/8/chartex" xmlns:cx2="http://schemas.microsoft.com/office/drawing/2015/10/21/chartex" xmlns:cx3="http://schemas.microsoft.com/office/drawing/2016/5/9/chartex" xmlns:cx4="http://schemas.microsoft.com/office/drawing/2016/5/10/chartex" xmlns:cx5="http://schemas.microsoft.com/office/drawing/2016/5/11/chartex" xmlns:cx6="http://schemas.microsoft.com/office/drawing/2016/5/12/chartex" xmlns:cx7="http://schemas.microsoft.com/office/drawing/2016/5/13/chartex" xmlns:cx8="http://schemas.microsoft.com/office/drawing/2016/5/14/chartex" xmlns:mc="http://schemas.openxmlformats.org/markup-compatibility/2006" xmlns:aink="http://schemas.microsoft.com/office/drawing/2016/ink" xmlns:am3d="http://schemas.microsoft.com/office/drawing/2017/model3d" xmlns:o="urn:schemas-microsoft-com:office:office" xmlns:oel="http://schemas.microsoft.com/office/2019/extlst" xmlns:r="http://schemas.openxmlformats.org/officeDocument/2006/relationships" xmlns:m="http://schemas.openxmlformats.org/officeDocument/2006/math" xmlns:v="urn:schemas-microsoft-com:vml" xmlns:wp14="http://schemas.microsoft.com/office/word/2010/wordprocessingDrawing" xmlns:wp="http://schemas.openxmlformats.org/drawingml/2006/wordprocessingDrawing" xmlns:w10="urn:schemas-microsoft-com:office:word" xmlns:w="http://schemas.openxmlformats.org/wordprocessingml/2006/main" xmlns:w14="http://schemas.microsoft.com/office/word/2010/wordml" xmlns:w15="http://schemas.microsoft.com/office/word/2012/wordml" xmlns:w16cex="http://schemas.microsoft.com/office/word/2018/wordml/cex" xmlns:w16cid="http://schemas.microsoft.com/office/word/2016/wordml/cid" xmlns:w16="http://schemas.microsoft.com/office/word/2018/wordml" xmlns:w16du="http://schemas.microsoft.com/office/word/2023/wordml/word16du" xmlns:w16sdtdh="http://schemas.microsoft.com/office/word/2020/wordml/sdtdatahash" xmlns:w16sdtfl="http://schemas.microsoft.com/office/word/2024/wordml/sdtformatlock" xmlns:w16se="http://schemas.microsoft.com/office/word/2015/wordml/symex" xmlns:wpg="http://schemas.microsoft.com/office/word/2010/wordprocessingGroup" xmlns:wpi="http://schemas.microsoft.com/office/word/2010/wordprocessingInk" xmlns:wne="http://schemas.microsoft.com/office/word/2006/wordml" xmlns:wps="http://schemas.microsoft.com/office/word/2010/wordprocessingShape" mc:Ignorable="w14 w15 w16se w16cid w16 w16cex w16sdtdh w16sdtfl w16du wp14">
   <w:p>
     <w:pPr>
       <w:pStyle w:val="Header"/>
@@ -838,7 +850,7 @@
 </file>
 
 <file path=word/header3.xml><?xml version="1.0" encoding="utf-8"?>
-<w:hdr xmlns:wpc="http://schemas.microsoft.com/office/word/2010/wordprocessingCanvas" xmlns:cx="http://schemas.microsoft.com/office/drawing/2014/chartex" xmlns:cx1="http://schemas.microsoft.com/office/drawing/2015/9/8/chartex" xmlns:cx2="http://schemas.microsoft.com/office/drawing/2015/10/21/chartex" xmlns:cx3="http://schemas.microsoft.com/office/drawing/2016/5/9/chartex" xmlns:cx4="http://schemas.microsoft.com/office/drawing/2016/5/10/chartex" xmlns:cx5="http://schemas.microsoft.com/office/drawing/2016/5/11/chartex" xmlns:cx6="http://schemas.microsoft.com/office/drawing/2016/5/12/chartex" xmlns:cx7="http://schemas.microsoft.com/office/drawing/2016/5/13/chartex" xmlns:cx8="http://schemas.microsoft.com/office/drawing/2016/5/14/chartex" xmlns:mc="http://schemas.openxmlformats.org/markup-compatibility/2006" xmlns:aink="http://schemas.microsoft.com/office/drawing/2016/ink" xmlns:am3d="http://schemas.microsoft.com/office/drawing/2017/model3d" xmlns:o="urn:schemas-microsoft-com:office:office" xmlns:oel="http://schemas.microsoft.com/office/2019/extlst" xmlns:r="http://schemas.openxmlformats.org/officeDocument/2006/relationships" xmlns:m="http://schemas.openxmlformats.org/officeDocument/2006/math" xmlns:v="urn:schemas-microsoft-com:vml" xmlns:wp14="http://schemas.microsoft.com/office/word/2010/wordprocessingDrawing" xmlns:wp="http://schemas.openxmlformats.org/drawingml/2006/wordprocessingDrawing" xmlns:w10="urn:schemas-microsoft-com:office:word" xmlns:w="http://schemas.openxmlformats.org/wordprocessingml/2006/main" xmlns:w14="http://schemas.microsoft.com/office/word/2010/wordml" xmlns:w15="http://schemas.microsoft.com/office/word/2012/wordml" xmlns:w16cex="http://schemas.microsoft.com/office/word/2018/wordml/cex" xmlns:w16cid="http://schemas.microsoft.com/office/word/2016/wordml/cid" xmlns:w16="http://schemas.microsoft.com/office/word/2018/wordml" xmlns:w16sdtdh="http://schemas.microsoft.com/office/word/2020/wordml/sdtdatahash" xmlns:w16se="http://schemas.microsoft.com/office/word/2015/wordml/symex" xmlns:wpg="http://schemas.microsoft.com/office/word/2010/wordprocessingGroup" xmlns:wpi="http://schemas.microsoft.com/office/word/2010/wordprocessingInk" xmlns:wne="http://schemas.microsoft.com/office/word/2006/wordml" xmlns:wps="http://schemas.microsoft.com/office/word/2010/wordprocessingShape" mc:Ignorable="w14 w15 w16se w16cid w16 w16cex w16sdtdh wp14">
+<w:hdr xmlns:wpc="http://schemas.microsoft.com/office/word/2010/wordprocessingCanvas" xmlns:cx="http://schemas.microsoft.com/office/drawing/2014/chartex" xmlns:cx1="http://schemas.microsoft.com/office/drawing/2015/9/8/chartex" xmlns:cx2="http://schemas.microsoft.com/office/drawing/2015/10/21/chartex" xmlns:cx3="http://schemas.microsoft.com/office/drawing/2016/5/9/chartex" xmlns:cx4="http://schemas.microsoft.com/office/drawing/2016/5/10/chartex" xmlns:cx5="http://schemas.microsoft.com/office/drawing/2016/5/11/chartex" xmlns:cx6="http://schemas.microsoft.com/office/drawing/2016/5/12/chartex" xmlns:cx7="http://schemas.microsoft.com/office/drawing/2016/5/13/chartex" xmlns:cx8="http://schemas.microsoft.com/office/drawing/2016/5/14/chartex" xmlns:mc="http://schemas.openxmlformats.org/markup-compatibility/2006" xmlns:aink="http://schemas.microsoft.com/office/drawing/2016/ink" xmlns:am3d="http://schemas.microsoft.com/office/drawing/2017/model3d" xmlns:o="urn:schemas-microsoft-com:office:office" xmlns:oel="http://schemas.microsoft.com/office/2019/extlst" xmlns:r="http://schemas.openxmlformats.org/officeDocument/2006/relationships" xmlns:m="http://schemas.openxmlformats.org/officeDocument/2006/math" xmlns:v="urn:schemas-microsoft-com:vml" xmlns:wp14="http://schemas.microsoft.com/office/word/2010/wordprocessingDrawing" xmlns:wp="http://schemas.openxmlformats.org/drawingml/2006/wordprocessingDrawing" xmlns:w10="urn:schemas-microsoft-com:office:word" xmlns:w="http://schemas.openxmlformats.org/wordprocessingml/2006/main" xmlns:w14="http://schemas.microsoft.com/office/word/2010/wordml" xmlns:w15="http://schemas.microsoft.com/office/word/2012/wordml" xmlns:w16cex="http://schemas.microsoft.com/office/word/2018/wordml/cex" xmlns:w16cid="http://schemas.microsoft.com/office/word/2016/wordml/cid" xmlns:w16="http://schemas.microsoft.com/office/word/2018/wordml" xmlns:w16du="http://schemas.microsoft.com/office/word/2023/wordml/word16du" xmlns:w16sdtdh="http://schemas.microsoft.com/office/word/2020/wordml/sdtdatahash" xmlns:w16sdtfl="http://schemas.microsoft.com/office/word/2024/wordml/sdtformatlock" xmlns:w16se="http://schemas.microsoft.com/office/word/2015/wordml/symex" xmlns:wpg="http://schemas.microsoft.com/office/word/2010/wordprocessingGroup" xmlns:wpi="http://schemas.microsoft.com/office/word/2010/wordprocessingInk" xmlns:wne="http://schemas.microsoft.com/office/word/2006/wordml" xmlns:wps="http://schemas.microsoft.com/office/word/2010/wordprocessingShape" mc:Ignorable="w14 w15 w16se w16cid w16 w16cex w16sdtdh w16sdtfl w16du wp14">
   <w:p>
     <w:pPr>
       <w:pStyle w:val="Header"/>
@@ -847,7 +859,7 @@
     <w:r>
       <w:tab/>
       <w:tab/>
-      <w:t>2026-06-17</w:t>
+      <w:t>2026-06-18</w:t>
       <w:br/>
       <w:br/>
     </w:r>
@@ -864,7 +876,7 @@
 </file>
 
 <file path=word/numbering.xml><?xml version="1.0" encoding="utf-8"?>
-<w:numbering xmlns:wpc="http://schemas.microsoft.com/office/word/2010/wordprocessingCanvas" xmlns:cx="http://schemas.microsoft.com/office/drawing/2014/chartex" xmlns:cx1="http://schemas.microsoft.com/office/drawing/2015/9/8/chartex" xmlns:cx2="http://schemas.microsoft.com/office/drawing/2015/10/21/chartex" xmlns:cx3="http://schemas.microsoft.com/office/drawing/2016/5/9/chartex" xmlns:cx4="http://schemas.microsoft.com/office/drawing/2016/5/10/chartex" xmlns:cx5="http://schemas.microsoft.com/office/drawing/2016/5/11/chartex" xmlns:cx6="http://schemas.microsoft.com/office/drawing/2016/5/12/chartex" xmlns:cx7="http://schemas.microsoft.com/office/drawing/2016/5/13/chartex" xmlns:cx8="http://schemas.microsoft.com/office/drawing/2016/5/14/chartex" xmlns:mc="http://schemas.openxmlformats.org/markup-compatibility/2006" xmlns:aink="http://schemas.microsoft.com/office/drawing/2016/ink" xmlns:am3d="http://schemas.microsoft.com/office/drawing/2017/model3d" xmlns:o="urn:schemas-microsoft-com:office:office" xmlns:oel="http://schemas.microsoft.com/office/2019/extlst" xmlns:r="http://schemas.openxmlformats.org/officeDocument/2006/relationships" xmlns:m="http://schemas.openxmlformats.org/officeDocument/2006/math" xmlns:v="urn:schemas-microsoft-com:vml" xmlns:wp14="http://schemas.microsoft.com/office/word/2010/wordprocessingDrawing" xmlns:wp="http://schemas.openxmlformats.org/drawingml/2006/wordprocessingDrawing" xmlns:w10="urn:schemas-microsoft-com:office:word" xmlns:w="http://schemas.openxmlformats.org/wordprocessingml/2006/main" xmlns:w14="http://schemas.microsoft.com/office/word/2010/wordml" xmlns:w15="http://schemas.microsoft.com/office/word/2012/wordml" xmlns:w16cex="http://schemas.microsoft.com/office/word/2018/wordml/cex" xmlns:w16cid="http://schemas.microsoft.com/office/word/2016/wordml/cid" xmlns:w16="http://schemas.microsoft.com/office/word/2018/wordml" xmlns:w16sdtdh="http://schemas.microsoft.com/office/word/2020/wordml/sdtdatahash" xmlns:w16se="http://schemas.microsoft.com/office/word/2015/wordml/symex" xmlns:wpg="http://schemas.microsoft.com/office/word/2010/wordprocessingGroup" xmlns:wpi="http://schemas.microsoft.com/office/word/2010/wordprocessingInk" xmlns:wne="http://schemas.microsoft.com/office/word/2006/wordml" xmlns:wps="http://schemas.microsoft.com/office/word/2010/wordprocessingShape" mc:Ignorable="w14 w15 w16se w16cid w16 w16cex w16sdtdh wp14">
+<w:numbering xmlns:wpc="http://schemas.microsoft.com/office/word/2010/wordprocessingCanvas" xmlns:cx="http://schemas.microsoft.com/office/drawing/2014/chartex" xmlns:cx1="http://schemas.microsoft.com/office/drawing/2015/9/8/chartex" xmlns:cx2="http://schemas.microsoft.com/office/drawing/2015/10/21/chartex" xmlns:cx3="http://schemas.microsoft.com/office/drawing/2016/5/9/chartex" xmlns:cx4="http://schemas.microsoft.com/office/drawing/2016/5/10/chartex" xmlns:cx5="http://schemas.microsoft.com/office/drawing/2016/5/11/chartex" xmlns:cx6="http://schemas.microsoft.com/office/drawing/2016/5/12/chartex" xmlns:cx7="http://schemas.microsoft.com/office/drawing/2016/5/13/chartex" xmlns:cx8="http://schemas.microsoft.com/office/drawing/2016/5/14/chartex" xmlns:mc="http://schemas.openxmlformats.org/markup-compatibility/2006" xmlns:aink="http://schemas.microsoft.com/office/drawing/2016/ink" xmlns:am3d="http://schemas.microsoft.com/office/drawing/2017/model3d" xmlns:o="urn:schemas-microsoft-com:office:office" xmlns:oel="http://schemas.microsoft.com/office/2019/extlst" xmlns:r="http://schemas.openxmlformats.org/officeDocument/2006/relationships" xmlns:m="http://schemas.openxmlformats.org/officeDocument/2006/math" xmlns:v="urn:schemas-microsoft-com:vml" xmlns:wp14="http://schemas.microsoft.com/office/word/2010/wordprocessingDrawing" xmlns:wp="http://schemas.openxmlformats.org/drawingml/2006/wordprocessingDrawing" xmlns:w10="urn:schemas-microsoft-com:office:word" xmlns:w="http://schemas.openxmlformats.org/wordprocessingml/2006/main" xmlns:w14="http://schemas.microsoft.com/office/word/2010/wordml" xmlns:w15="http://schemas.microsoft.com/office/word/2012/wordml" xmlns:w16cex="http://schemas.microsoft.com/office/word/2018/wordml/cex" xmlns:w16cid="http://schemas.microsoft.com/office/word/2016/wordml/cid" xmlns:w16="http://schemas.microsoft.com/office/word/2018/wordml" xmlns:w16du="http://schemas.microsoft.com/office/word/2023/wordml/word16du" xmlns:w16sdtdh="http://schemas.microsoft.com/office/word/2020/wordml/sdtdatahash" xmlns:w16sdtfl="http://schemas.microsoft.com/office/word/2024/wordml/sdtformatlock" xmlns:w16se="http://schemas.microsoft.com/office/word/2015/wordml/symex" xmlns:wpg="http://schemas.microsoft.com/office/word/2010/wordprocessingGroup" xmlns:wpi="http://schemas.microsoft.com/office/word/2010/wordprocessingInk" xmlns:wne="http://schemas.microsoft.com/office/word/2006/wordml" xmlns:wps="http://schemas.microsoft.com/office/word/2010/wordprocessingShape" mc:Ignorable="w14 w15 w16se w16cid w16 w16cex w16sdtdh w16sdtfl w16du wp14">
   <w:abstractNum w:abstractNumId="0" w15:restartNumberingAfterBreak="0">
     <w:nsid w:val="FFFFFF7C"/>
     <w:multiLevelType w:val="singleLevel"/>
@@ -1067,7 +1079,7 @@
 </file>
 
 <file path=word/styles.xml><?xml version="1.0" encoding="utf-8"?>
-<w:styles xmlns:mc="http://schemas.openxmlformats.org/markup-compatibility/2006" xmlns:r="http://schemas.openxmlformats.org/officeDocument/2006/relationships" xmlns:w="http://schemas.openxmlformats.org/wordprocessingml/2006/main" xmlns:w14="http://schemas.microsoft.com/office/word/2010/wordml" xmlns:w15="http://schemas.microsoft.com/office/word/2012/wordml" xmlns:w16cex="http://schemas.microsoft.com/office/word/2018/wordml/cex" xmlns:w16cid="http://schemas.microsoft.com/office/word/2016/wordml/cid" xmlns:w16="http://schemas.microsoft.com/office/word/2018/wordml" xmlns:w16sdtdh="http://schemas.microsoft.com/office/word/2020/wordml/sdtdatahash" xmlns:w16se="http://schemas.microsoft.com/office/word/2015/wordml/symex" mc:Ignorable="w14 w15 w16se w16cid w16 w16cex w16sdtdh">
+<w:styles xmlns:mc="http://schemas.openxmlformats.org/markup-compatibility/2006" xmlns:r="http://schemas.openxmlformats.org/officeDocument/2006/relationships" xmlns:w="http://schemas.openxmlformats.org/wordprocessingml/2006/main" xmlns:w14="http://schemas.microsoft.com/office/word/2010/wordml" xmlns:w15="http://schemas.microsoft.com/office/word/2012/wordml" xmlns:w16cex="http://schemas.microsoft.com/office/word/2018/wordml/cex" xmlns:w16cid="http://schemas.microsoft.com/office/word/2016/wordml/cid" xmlns:w16="http://schemas.microsoft.com/office/word/2018/wordml" xmlns:w16du="http://schemas.microsoft.com/office/word/2023/wordml/word16du" xmlns:w16sdtdh="http://schemas.microsoft.com/office/word/2020/wordml/sdtdatahash" xmlns:w16sdtfl="http://schemas.microsoft.com/office/word/2024/wordml/sdtformatlock" xmlns:w16se="http://schemas.microsoft.com/office/word/2015/wordml/symex" mc:Ignorable="w14 w15 w16se w16cid w16 w16cex w16sdtdh w16sdtfl w16du">
   <w:docDefaults>
     <w:rPrDefault>
       <w:rPr>
@@ -1825,7 +1837,7 @@
     <w:link w:val="TitleChar"/>
     <w:uiPriority w:val="10"/>
     <w:qFormat/>
-    <w:rsid w:val="007106C8"/>
+    <w:rsid w:val="00E854FA"/>
     <w:pPr>
       <w:spacing w:after="300" w:line="240" w:lineRule="auto"/>
       <w:contextualSpacing/>
@@ -1835,7 +1847,7 @@
       <w:rFonts w:eastAsiaTheme="majorEastAsia" w:cstheme="majorBidi"/>
       <w:spacing w:val="5"/>
       <w:kern w:val="28"/>
-      <w:sz w:val="52"/>
+      <w:sz w:val="40"/>
       <w:szCs w:val="52"/>
       <w:lang w:val="sv-SE" w:eastAsia="en-US" w:bidi="ar-SA"/>
     </w:rPr>
@@ -1845,12 +1857,12 @@
     <w:basedOn w:val="DefaultParagraphFont"/>
     <w:link w:val="Title"/>
     <w:uiPriority w:val="10"/>
-    <w:rsid w:val="007106C8"/>
+    <w:rsid w:val="00E854FA"/>
     <w:rPr>
       <w:rFonts w:ascii="Times New Roman" w:eastAsiaTheme="majorEastAsia" w:hAnsi="Times New Roman" w:cstheme="majorBidi"/>
       <w:spacing w:val="5"/>
       <w:kern w:val="28"/>
-      <w:sz w:val="52"/>
+      <w:sz w:val="40"/>
       <w:szCs w:val="52"/>
       <w:lang w:val="sv-SE" w:eastAsia="en-US" w:bidi="ar-SA"/>
     </w:rPr>

--- a/klagomål/A 19444-2026 FSC-klagomål.docx
+++ b/klagomål/A 19444-2026 FSC-klagomål.docx
@@ -859,7 +859,7 @@
     <w:r>
       <w:tab/>
       <w:tab/>
-      <w:t>2026-06-18</w:t>
+      <w:t>2026-06-19</w:t>
       <w:br/>
       <w:br/>
     </w:r>

--- a/klagomål/A 19444-2026 FSC-klagomål.docx
+++ b/klagomål/A 19444-2026 FSC-klagomål.docx
@@ -859,7 +859,7 @@
     <w:r>
       <w:tab/>
       <w:tab/>
-      <w:t>2026-06-19</w:t>
+      <w:t>2026-06-20</w:t>
       <w:br/>
       <w:br/>
     </w:r>

--- a/klagomål/A 19444-2026 FSC-klagomål.docx
+++ b/klagomål/A 19444-2026 FSC-klagomål.docx
@@ -168,38 +168,7 @@
     </w:p>
     <w:p>
       <w:r>
-        <w:t>Detta dokument behandlar höga naturvärden i avverkningsanmälan A 19444-2026 i Östersunds kommun som inkom 2026-04-21 och omfattar 1,2 ha.</w:t>
-      </w:r>
-    </w:p>
-    <w:p>
-      <w:r>
-        <w:t>Nedan presenteras fynd av naturvårdsarter och fridlysta arter som gjorts i det avverkningsanmälda området, samt relevanta utdrag ur standarderna för FSC, Chain of Custody, Controlled Wood och PEFC.</w:t>
-      </w:r>
-    </w:p>
-    <w:p>
-      <w:r>
-        <w:t>Vi förväntar oss att ni återkommer med ett skriftligt svar på vårt klagomål och även beskriver vilka korrigerande åtgärder ni satt in för att rätta till identifierade brister i er efterlevnad av den svenska FSC standarden.</w:t>
-      </w:r>
-    </w:p>
-    <w:p>
-      <w:pPr>
-        <w:pStyle w:val="Heading1"/>
-      </w:pPr>
-      <w:r>
-        <w:t>Naturvårdsarter</w:t>
-      </w:r>
-    </w:p>
-    <w:p>
-      <w:r>
-        <w:t>I och inom 3 meter från avverkningsanmälan har följande 9 naturvårdsarter hittats: garnlav (VU, T), brunpudrad nållav (NT, T), ullticka (NT, T), grönkulla (S, T, §8), korallrot (S, T, §8), spindelblomster (S, T, §8), trådfräken (S), tvåblad (S, §8) och fläcknycklar (§8). Av dessa är 3 rödlistade. För rödlistade arter har rödlistekategorin angivits inom parentes. Arter som är signalarter enligt Skogsstyrelsen har markerats med (S). Typiska arter inom Natura 2000 som är kopplade till skogsekosystem har markerats med (T). För fridlysta arter anges även paragrafen i Artskyddsförordningen som arten är fridlyst enligt.</w:t>
-      </w:r>
-    </w:p>
-    <w:p>
-      <w:r>
-        <w:t>De påträffade naturvårdsarterna är ett tydligt kvitto på att det rör sig om en skog med höga naturvärden.</w:t>
-      </w:r>
-      <w:r>
-        <w:t xml:space="preserve"> I Figur 1 visas fyndplatser för naturvårdsarter i området, som finns registrerade på Artportalen.</w:t>
+        <w:t>Detta klagomål behandlar höga naturvärden i avverkningsanmälan A 19444-2026 i Östersunds kommun som inkom 2026-04-21 och omfattar 1,2 ha.</w:t>
       </w:r>
     </w:p>
     <w:p>
@@ -247,20 +216,140 @@
         <w:spacing w:after="240"/>
       </w:pPr>
       <w:r>
-        <w:t>Figur 1. Fyndplatser för naturvårdsarter i och inom 3 meter från avverkningsanmälan (röd linje). Markörer utan svart kant är placerade på fyndplatsen. Markörer med svart kant är placerade vid sidan av fyndplatsen och har ett svart streck som visar fyndplatsens exakta position. Kartans mittpunktskoordinat är N 7006491, E 512531 i SWEREF 99 TM.</w:t>
+        <w:t>Figur 1. Fyndplatser för naturvårdsarter i och inom 3 meter från avverkningsanmälan. Markörer utan svart kant är placerade på fyndplatsen. Markörer med svart kant är placerade vid sidan av fyndplatsen har ett svart streck som visar fyndplatsens exakta position. Kartans mittpunktskoordinat är N 7006491, E 512531 i SWEREF 99 TM.</w:t>
+      </w:r>
+    </w:p>
+    <w:p>
+      <w:r>
+        <w:t>I och inom 3 meter från avverkningsanmälan finns fynd av 9 naturvårdsarter, varav 3 är rödlistade, 5 är fridlysta, 6 är typiska (T) och 5 är signalarter (S): garnlav (VU, T), brunpudrad nållav (NT, T), ullticka (NT, T), grönkulla (S, T, §8), korallrot (S, T, §8), spindelblomster (S, T, §8), trådfräken (S), tvåblad (S, §8) och fläcknycklar (§8). Se Figur 1.</w:t>
+      </w:r>
+    </w:p>
+    <w:p>
+      <w:r>
+        <w:t>Nedan presenteras relevanta utdrag ur standarderna för FSC, Chain of Custody, Controlled Wood och PEFC.</w:t>
+      </w:r>
+    </w:p>
+    <w:p>
+      <w:r>
+        <w:t>Vi förväntar oss att ni återkommer med ett skriftligt svar på vårt klagomål och även beskriver vilka korrigerande åtgärder ni satt in för att rätta till identifierade brister i er efterlevnad av den svenska FSC standarden.</w:t>
       </w:r>
     </w:p>
     <w:p>
       <w:pPr>
-        <w:pStyle w:val="Heading2"/>
+        <w:pStyle w:val="Heading1"/>
       </w:pPr>
       <w:r>
-        <w:t>Fridlysta arter</w:t>
+        <w:t>Naturvårdsarter och fridlysta arter</w:t>
       </w:r>
     </w:p>
     <w:p>
       <w:r>
-        <w:t>Följande fridlysta arter har sina livsmiljöer och växtplatser i den avverkningsanmälda skogen: grönkulla (S, T, §8), korallrot (S, T, §8), spindelblomster (S, T, §8), tvåblad (S, §8) och fläcknycklar (§8).</w:t>
+        <w:t>Nedan följer beskrivningar av de naturvårdsarter och fridlysta arter som har sina livsmiljöer och växtplatser i den avverkningsanmälda skogen. De påträffade naturvårdsarterna är ett tydligt kvitto på att det rör sig om en skog med höga naturvärden.</w:t>
+      </w:r>
+    </w:p>
+    <w:p>
+      <w:r>
+        <w:rPr>
+          <w:b/>
+        </w:rPr>
+        <w:t>Garnlav (VU)</w:t>
+      </w:r>
+      <w:r>
+        <w:t xml:space="preserve"> är en utpräglad barrskogsart som ibland kan drapera träden i norrländska grannaturskogar med hög luftfuktighet. Den förekommer även i talldominerade bestånd där den, förutom i trädens grenverk, påträffas hängande över ojämnheter i tallbarken. Arten har minskat starkt i södra och mellersta Sverige och den minskar även i sitt nordliga utbredningsområde. Minskningstakten uppgår till 30 (20–50) % inom 50 år och överstiger gränsvärdet för Sårbar (VU). Orsaken till tillbakagången beror främst på slutavverkningar av naturskogsartade skogar. Bestånd med riklig förekomst bör regelmässigt sparas, vilket även gynnar flera andra sällsynta och rödlistade arter. Garnlav är värdväxt för den mycket sällsynta och akut hotade fjärilen barrskogslavfly (CR) som hör hemma i boreala barrskogar med riklig förekomst av värdväxten. Tidigare kunde arten konstateras årligen på flera platser vid Dala-Floda i Dalarna innan lokalerna kalavverkades. Senaste fyndet i landet av barrskogslavfly är från år 2000 då den påträffades vid Högberget i Sollefteå kommun. Garnlav är typisk art för </w:t>
+      </w:r>
+      <w:r>
+        <w:rPr>
+          <w:i/>
+        </w:rPr>
+        <w:t xml:space="preserve">9010 Taiga </w:t>
+      </w:r>
+      <w:r>
+        <w:t>och</w:t>
+      </w:r>
+      <w:r>
+        <w:rPr>
+          <w:i/>
+        </w:rPr>
+        <w:t xml:space="preserve"> 9070 Trädklädd betesmark</w:t>
+      </w:r>
+      <w:r>
+        <w:t xml:space="preserve"> (SLU Artdatabanken, 2026).</w:t>
+      </w:r>
+    </w:p>
+    <w:p>
+      <w:r>
+        <w:rPr>
+          <w:b/>
+        </w:rPr>
+        <w:t>Brunpudrad nållav (NT)</w:t>
+      </w:r>
+      <w:r>
+        <w:t xml:space="preserve"> är beroende av hög, jämn luftfuktighet och kan påträffas i fuktiga skogar av naturskogskaraktär, ofta i sumpgranskog eller andra sumpskogar. Arten är placerad högst upp i Skogsstyrelsens värdepyramid för bedömning av skog med höga naturvärden och förekomster bör undantas från skogsbruksåtgärder. Brunpudrad nållav är typisk art för </w:t>
+      </w:r>
+      <w:r>
+        <w:rPr>
+          <w:i/>
+        </w:rPr>
+        <w:t>9010 Taiga</w:t>
+      </w:r>
+      <w:r>
+        <w:t xml:space="preserve"> (SLU Artdatabanken, 2024; Nitare &amp; Skogsstyrelsen, 2019).</w:t>
+      </w:r>
+    </w:p>
+    <w:p>
+      <w:r>
+        <w:rPr>
+          <w:b/>
+        </w:rPr>
+        <w:t>Ullticka (NT)</w:t>
+      </w:r>
+      <w:r>
+        <w:t xml:space="preserve"> är knuten till restbestånd av barrnaturskog och förekommer med ett tydligt optimum i orörda eller måttligt påverkade gamla granskogar där det föreligger viss kontinuitet av grov död ved. Ullticka är en bra signalart inom hela sitt utbredningsområde och i södra Sverige är den sällsynt och en god signalart för skyddsvärda granskogsmiljöer. Den hotas av avverkning och fragmentering av naturskog och äldre granskog med lång trädkontinuitet. På ullticka kan ibland ulltickeporing (VU) påträffas - det är en sällsynt ticka som nyligen delats upp i de tre olika arterna ulltickeporing </w:t>
+      </w:r>
+      <w:r>
+        <w:rPr>
+          <w:i/>
+        </w:rPr>
+        <w:t xml:space="preserve">Skeletocutis brevispora </w:t>
+      </w:r>
+      <w:r>
+        <w:t>(VU)</w:t>
+      </w:r>
+      <w:r>
+        <w:rPr>
+          <w:i/>
+        </w:rPr>
+        <w:t>, Skeletocutis delicata</w:t>
+      </w:r>
+      <w:r>
+        <w:t xml:space="preserve"> (VU)</w:t>
+      </w:r>
+      <w:r>
+        <w:rPr>
+          <w:i/>
+        </w:rPr>
+        <w:t xml:space="preserve"> och Skeletocutis exilis</w:t>
+      </w:r>
+      <w:r>
+        <w:t xml:space="preserve"> (NT). Ullticka är typisk art för </w:t>
+      </w:r>
+      <w:r>
+        <w:rPr>
+          <w:i/>
+        </w:rPr>
+        <w:t xml:space="preserve">9010 Taiga, 9050 Näringsrik granskog </w:t>
+      </w:r>
+      <w:r>
+        <w:t xml:space="preserve">och </w:t>
+      </w:r>
+      <w:r>
+        <w:rPr>
+          <w:i/>
+        </w:rPr>
+        <w:t>9030 Landhöjningsskog</w:t>
+      </w:r>
+      <w:r>
+        <w:t xml:space="preserve"> (SLU Artdatabanken, 2026; Nitare &amp; Skogsstyrelsen, 2019; Miettinen &amp; Niemelä, 2018).</w:t>
       </w:r>
     </w:p>
     <w:p>
@@ -339,119 +428,6 @@
       </w:r>
       <w:r>
         <w:t xml:space="preserve"> (Nitare &amp; Skogsstyrelsen, 2019; SLU Artdatabanken, 2025).</w:t>
-      </w:r>
-    </w:p>
-    <w:p>
-      <w:pPr>
-        <w:pStyle w:val="Heading2"/>
-      </w:pPr>
-      <w:r>
-        <w:t>Övriga naturvårdsarter</w:t>
-      </w:r>
-    </w:p>
-    <w:p>
-      <w:r>
-        <w:rPr>
-          <w:b/>
-        </w:rPr>
-        <w:t>Brunpudrad nållav (NT)</w:t>
-      </w:r>
-      <w:r>
-        <w:t xml:space="preserve"> är beroende av hög, jämn luftfuktighet och kan påträffas i fuktiga skogar av naturskogskaraktär, ofta i sumpgranskog eller andra sumpskogar. Arten är placerad högst upp i Skogsstyrelsens värdepyramid för bedömning av skog med höga naturvärden och förekomster bör undantas från skogsbruksåtgärder. Brunpudrad nållav är typisk art för </w:t>
-      </w:r>
-      <w:r>
-        <w:rPr>
-          <w:i/>
-        </w:rPr>
-        <w:t>9010 Taiga</w:t>
-      </w:r>
-      <w:r>
-        <w:t xml:space="preserve"> (SLU Artdatabanken, 2024; Nitare &amp; Skogsstyrelsen, 2019).</w:t>
-      </w:r>
-    </w:p>
-    <w:p>
-      <w:r>
-        <w:rPr>
-          <w:b/>
-        </w:rPr>
-        <w:t>Garnlav (VU)</w:t>
-      </w:r>
-      <w:r>
-        <w:t xml:space="preserve"> är en utpräglad barrskogsart som ibland kan drapera träden i norrländska grannaturskogar med hög luftfuktighet. Den förekommer även i talldominerade bestånd där den, förutom i trädens grenverk, påträffas hängande över ojämnheter i tallbarken. Arten har minskat starkt i södra och mellersta Sverige och den minskar även i sitt nordliga utbredningsområde. Minskningstakten uppgår till 30 (20–50) % inom 50 år och överstiger gränsvärdet för Sårbar (VU). Orsaken till tillbakagången beror främst på slutavverkningar av naturskogsartade skogar. Bestånd med riklig förekomst bör regelmässigt sparas, vilket även gynnar flera andra sällsynta och rödlistade arter. Garnlav är värdväxt för den mycket sällsynta och akut hotade fjärilen barrskogslavfly (CR) som hör hemma i boreala barrskogar med riklig förekomst av värdväxten. Tidigare kunde arten konstateras årligen på flera platser vid Dala-Floda i Dalarna innan lokalerna kalavverkades. Senaste fyndet i landet av barrskogslavfly är från år 2000 då den påträffades vid Högberget i Sollefteå kommun. Garnlav är typisk art för </w:t>
-      </w:r>
-      <w:r>
-        <w:rPr>
-          <w:i/>
-        </w:rPr>
-        <w:t xml:space="preserve">9010 Taiga </w:t>
-      </w:r>
-      <w:r>
-        <w:t>och</w:t>
-      </w:r>
-      <w:r>
-        <w:rPr>
-          <w:i/>
-        </w:rPr>
-        <w:t xml:space="preserve"> 9070 Trädklädd betesmark</w:t>
-      </w:r>
-      <w:r>
-        <w:t xml:space="preserve"> (SLU Artdatabanken, 2026).</w:t>
-      </w:r>
-    </w:p>
-    <w:p>
-      <w:r>
-        <w:rPr>
-          <w:b/>
-        </w:rPr>
-        <w:t>Ullticka (NT)</w:t>
-      </w:r>
-      <w:r>
-        <w:t xml:space="preserve"> är knuten till restbestånd av barrnaturskog och förekommer med ett tydligt optimum i orörda eller måttligt påverkade gamla granskogar där det föreligger viss kontinuitet av grov död ved. Ullticka är en bra signalart inom hela sitt utbredningsområde och i södra Sverige är den sällsynt och en god signalart för skyddsvärda granskogsmiljöer. Den hotas av avverkning och fragmentering av naturskog och äldre granskog med lång trädkontinuitet. På ullticka kan ibland ulltickeporing (VU) påträffas - det är en sällsynt ticka som nyligen delats upp i de tre olika arterna ulltickeporing </w:t>
-      </w:r>
-      <w:r>
-        <w:rPr>
-          <w:i/>
-        </w:rPr>
-        <w:t xml:space="preserve">Skeletocutis brevispora </w:t>
-      </w:r>
-      <w:r>
-        <w:t>(VU)</w:t>
-      </w:r>
-      <w:r>
-        <w:rPr>
-          <w:i/>
-        </w:rPr>
-        <w:t>, Skeletocutis delicata</w:t>
-      </w:r>
-      <w:r>
-        <w:t xml:space="preserve"> (VU)</w:t>
-      </w:r>
-      <w:r>
-        <w:rPr>
-          <w:i/>
-        </w:rPr>
-        <w:t xml:space="preserve"> och Skeletocutis exilis</w:t>
-      </w:r>
-      <w:r>
-        <w:t xml:space="preserve"> (NT). Ullticka är typisk art för </w:t>
-      </w:r>
-      <w:r>
-        <w:rPr>
-          <w:i/>
-        </w:rPr>
-        <w:t xml:space="preserve">9010 Taiga, 9050 Näringsrik granskog </w:t>
-      </w:r>
-      <w:r>
-        <w:t xml:space="preserve">och </w:t>
-      </w:r>
-      <w:r>
-        <w:rPr>
-          <w:i/>
-        </w:rPr>
-        <w:t>9030 Landhöjningsskog</w:t>
-      </w:r>
-      <w:r>
-        <w:t xml:space="preserve"> (SLU Artdatabanken, 2026; Nitare &amp; Skogsstyrelsen, 2019; Miettinen &amp; Niemelä, 2018).</w:t>
       </w:r>
     </w:p>
     <w:p>
@@ -859,7 +835,7 @@
     <w:r>
       <w:tab/>
       <w:tab/>
-      <w:t>2026-06-20</w:t>
+      <w:t>2026-06-21</w:t>
       <w:br/>
       <w:br/>
     </w:r>

--- a/klagomål/A 19444-2026 FSC-klagomål.docx
+++ b/klagomål/A 19444-2026 FSC-klagomål.docx
@@ -835,7 +835,7 @@
     <w:r>
       <w:tab/>
       <w:tab/>
-      <w:t>2026-06-21</w:t>
+      <w:t>2026-06-22</w:t>
       <w:br/>
       <w:br/>
     </w:r>

--- a/klagomål/A 19444-2026 FSC-klagomål.docx
+++ b/klagomål/A 19444-2026 FSC-klagomål.docx
@@ -835,7 +835,7 @@
     <w:r>
       <w:tab/>
       <w:tab/>
-      <w:t>2026-06-22</w:t>
+      <w:t>2026-06-23</w:t>
       <w:br/>
       <w:br/>
     </w:r>

--- a/klagomål/A 19444-2026 FSC-klagomål.docx
+++ b/klagomål/A 19444-2026 FSC-klagomål.docx
@@ -835,7 +835,7 @@
     <w:r>
       <w:tab/>
       <w:tab/>
-      <w:t>2026-06-23</w:t>
+      <w:t>2026-06-24</w:t>
       <w:br/>
       <w:br/>
     </w:r>

--- a/klagomål/A 19444-2026 FSC-klagomål.docx
+++ b/klagomål/A 19444-2026 FSC-klagomål.docx
@@ -835,7 +835,7 @@
     <w:r>
       <w:tab/>
       <w:tab/>
-      <w:t>2026-06-24</w:t>
+      <w:t>2026-06-25</w:t>
       <w:br/>
       <w:br/>
     </w:r>

--- a/klagomål/A 19444-2026 FSC-klagomål.docx
+++ b/klagomål/A 19444-2026 FSC-klagomål.docx
@@ -835,7 +835,7 @@
     <w:r>
       <w:tab/>
       <w:tab/>
-      <w:t>2026-06-25</w:t>
+      <w:t>2026-06-26</w:t>
       <w:br/>
       <w:br/>
     </w:r>

--- a/klagomål/A 19444-2026 FSC-klagomål.docx
+++ b/klagomål/A 19444-2026 FSC-klagomål.docx
@@ -835,7 +835,7 @@
     <w:r>
       <w:tab/>
       <w:tab/>
-      <w:t>2026-06-26</w:t>
+      <w:t>2026-06-27</w:t>
       <w:br/>
       <w:br/>
     </w:r>

--- a/klagomål/A 19444-2026 FSC-klagomål.docx
+++ b/klagomål/A 19444-2026 FSC-klagomål.docx
@@ -835,7 +835,7 @@
     <w:r>
       <w:tab/>
       <w:tab/>
-      <w:t>2026-06-27</w:t>
+      <w:t>2026-06-28</w:t>
       <w:br/>
       <w:br/>
     </w:r>

--- a/klagomål/A 19444-2026 FSC-klagomål.docx
+++ b/klagomål/A 19444-2026 FSC-klagomål.docx
@@ -835,7 +835,7 @@
     <w:r>
       <w:tab/>
       <w:tab/>
-      <w:t>2026-06-28</w:t>
+      <w:t>2026-06-29</w:t>
       <w:br/>
       <w:br/>
     </w:r>

--- a/klagomål/A 19444-2026 FSC-klagomål.docx
+++ b/klagomål/A 19444-2026 FSC-klagomål.docx
@@ -835,7 +835,7 @@
     <w:r>
       <w:tab/>
       <w:tab/>
-      <w:t>2026-06-29</w:t>
+      <w:t>2026-06-30</w:t>
       <w:br/>
       <w:br/>
     </w:r>

--- a/klagomål/A 19444-2026 FSC-klagomål.docx
+++ b/klagomål/A 19444-2026 FSC-klagomål.docx
@@ -835,7 +835,7 @@
     <w:r>
       <w:tab/>
       <w:tab/>
-      <w:t>2026-06-30</w:t>
+      <w:t>2026-07-01</w:t>
       <w:br/>
       <w:br/>
     </w:r>

--- a/klagomål/A 19444-2026 FSC-klagomål.docx
+++ b/klagomål/A 19444-2026 FSC-klagomål.docx
@@ -835,7 +835,7 @@
     <w:r>
       <w:tab/>
       <w:tab/>
-      <w:t>2026-07-01</w:t>
+      <w:t>2026-07-02</w:t>
       <w:br/>
       <w:br/>
     </w:r>

--- a/klagomål/A 19444-2026 FSC-klagomål.docx
+++ b/klagomål/A 19444-2026 FSC-klagomål.docx
@@ -835,7 +835,7 @@
     <w:r>
       <w:tab/>
       <w:tab/>
-      <w:t>2026-07-13</w:t>
+      <w:t>2026-07-14</w:t>
       <w:br/>
       <w:br/>
     </w:r>

--- a/klagomål/A 19444-2026 FSC-klagomål.docx
+++ b/klagomål/A 19444-2026 FSC-klagomål.docx
@@ -835,7 +835,7 @@
     <w:r>
       <w:tab/>
       <w:tab/>
-      <w:t>2026-07-14</w:t>
+      <w:t>2026-07-15</w:t>
       <w:br/>
       <w:br/>
     </w:r>

--- a/klagomål/A 19444-2026 FSC-klagomål.docx
+++ b/klagomål/A 19444-2026 FSC-klagomål.docx
@@ -835,7 +835,7 @@
     <w:r>
       <w:tab/>
       <w:tab/>
-      <w:t>2026-07-15</w:t>
+      <w:t>2026-07-16</w:t>
       <w:br/>
       <w:br/>
     </w:r>

--- a/klagomål/A 19444-2026 FSC-klagomål.docx
+++ b/klagomål/A 19444-2026 FSC-klagomål.docx
@@ -835,7 +835,7 @@
     <w:r>
       <w:tab/>
       <w:tab/>
-      <w:t>2026-07-16</w:t>
+      <w:t>2026-07-17</w:t>
       <w:br/>
       <w:br/>
     </w:r>

--- a/klagomål/A 19444-2026 FSC-klagomål.docx
+++ b/klagomål/A 19444-2026 FSC-klagomål.docx
@@ -835,7 +835,7 @@
     <w:r>
       <w:tab/>
       <w:tab/>
-      <w:t>2026-07-17</w:t>
+      <w:t>2026-07-18</w:t>
       <w:br/>
       <w:br/>
     </w:r>

--- a/klagomål/A 19444-2026 FSC-klagomål.docx
+++ b/klagomål/A 19444-2026 FSC-klagomål.docx
@@ -835,7 +835,7 @@
     <w:r>
       <w:tab/>
       <w:tab/>
-      <w:t>2026-07-18</w:t>
+      <w:t>2026-07-19</w:t>
       <w:br/>
       <w:br/>
     </w:r>

--- a/klagomål/A 19444-2026 FSC-klagomål.docx
+++ b/klagomål/A 19444-2026 FSC-klagomål.docx
@@ -835,7 +835,7 @@
     <w:r>
       <w:tab/>
       <w:tab/>
-      <w:t>2026-07-19</w:t>
+      <w:t>2026-07-20</w:t>
       <w:br/>
       <w:br/>
     </w:r>

--- a/klagomål/A 19444-2026 FSC-klagomål.docx
+++ b/klagomål/A 19444-2026 FSC-klagomål.docx
@@ -835,7 +835,7 @@
     <w:r>
       <w:tab/>
       <w:tab/>
-      <w:t>2026-07-20</w:t>
+      <w:t>2026-07-21</w:t>
       <w:br/>
       <w:br/>
     </w:r>

--- a/klagomål/A 19444-2026 FSC-klagomål.docx
+++ b/klagomål/A 19444-2026 FSC-klagomål.docx
@@ -835,7 +835,7 @@
     <w:r>
       <w:tab/>
       <w:tab/>
-      <w:t>2026-07-21</w:t>
+      <w:t>2026-07-22</w:t>
       <w:br/>
       <w:br/>
     </w:r>

--- a/klagomål/A 19444-2026 FSC-klagomål.docx
+++ b/klagomål/A 19444-2026 FSC-klagomål.docx
@@ -835,7 +835,7 @@
     <w:r>
       <w:tab/>
       <w:tab/>
-      <w:t>2026-07-22</w:t>
+      <w:t>2026-07-23</w:t>
       <w:br/>
       <w:br/>
     </w:r>

--- a/klagomål/A 19444-2026 FSC-klagomål.docx
+++ b/klagomål/A 19444-2026 FSC-klagomål.docx
@@ -835,7 +835,7 @@
     <w:r>
       <w:tab/>
       <w:tab/>
-      <w:t>2026-07-23</w:t>
+      <w:t>2026-07-24</w:t>
       <w:br/>
       <w:br/>
     </w:r>

--- a/klagomål/A 19444-2026 FSC-klagomål.docx
+++ b/klagomål/A 19444-2026 FSC-klagomål.docx
@@ -835,7 +835,7 @@
     <w:r>
       <w:tab/>
       <w:tab/>
-      <w:t>2026-07-24</w:t>
+      <w:t>2026-07-25</w:t>
       <w:br/>
       <w:br/>
     </w:r>

--- a/klagomål/A 19444-2026 FSC-klagomål.docx
+++ b/klagomål/A 19444-2026 FSC-klagomål.docx
@@ -835,7 +835,7 @@
     <w:r>
       <w:tab/>
       <w:tab/>
-      <w:t>2026-07-25</w:t>
+      <w:t>2026-07-26</w:t>
       <w:br/>
       <w:br/>
     </w:r>

--- a/klagomål/A 19444-2026 FSC-klagomål.docx
+++ b/klagomål/A 19444-2026 FSC-klagomål.docx
@@ -835,7 +835,7 @@
     <w:r>
       <w:tab/>
       <w:tab/>
-      <w:t>2026-07-26</w:t>
+      <w:t>2026-07-27</w:t>
       <w:br/>
       <w:br/>
     </w:r>

--- a/klagomål/A 19444-2026 FSC-klagomål.docx
+++ b/klagomål/A 19444-2026 FSC-klagomål.docx
@@ -835,7 +835,7 @@
     <w:r>
       <w:tab/>
       <w:tab/>
-      <w:t>2026-07-27</w:t>
+      <w:t>2026-07-28</w:t>
       <w:br/>
       <w:br/>
     </w:r>

--- a/klagomål/A 19444-2026 FSC-klagomål.docx
+++ b/klagomål/A 19444-2026 FSC-klagomål.docx
@@ -835,7 +835,7 @@
     <w:r>
       <w:tab/>
       <w:tab/>
-      <w:t>2026-07-28</w:t>
+      <w:t>2026-07-29</w:t>
       <w:br/>
       <w:br/>
     </w:r>

--- a/klagomål/A 19444-2026 FSC-klagomål.docx
+++ b/klagomål/A 19444-2026 FSC-klagomål.docx
@@ -835,7 +835,7 @@
     <w:r>
       <w:tab/>
       <w:tab/>
-      <w:t>2026-07-29</w:t>
+      <w:t>2026-07-30</w:t>
       <w:br/>
       <w:br/>
     </w:r>

--- a/klagomål/A 19444-2026 FSC-klagomål.docx
+++ b/klagomål/A 19444-2026 FSC-klagomål.docx
@@ -835,7 +835,7 @@
     <w:r>
       <w:tab/>
       <w:tab/>
-      <w:t>2026-07-30</w:t>
+      <w:t>2026-07-31</w:t>
       <w:br/>
       <w:br/>
     </w:r>

--- a/klagomål/A 19444-2026 FSC-klagomål.docx
+++ b/klagomål/A 19444-2026 FSC-klagomål.docx
@@ -835,7 +835,7 @@
     <w:r>
       <w:tab/>
       <w:tab/>
-      <w:t>2026-07-31</w:t>
+      <w:t>2026-08-01</w:t>
       <w:br/>
       <w:br/>
     </w:r>

--- a/klagomål/A 19444-2026 FSC-klagomål.docx
+++ b/klagomål/A 19444-2026 FSC-klagomål.docx
@@ -835,7 +835,7 @@
     <w:r>
       <w:tab/>
       <w:tab/>
-      <w:t>2026-08-01</w:t>
+      <w:t>2026-08-02</w:t>
       <w:br/>
       <w:br/>
     </w:r>

--- a/klagomål/A 19444-2026 FSC-klagomål.docx
+++ b/klagomål/A 19444-2026 FSC-klagomål.docx
@@ -835,7 +835,7 @@
     <w:r>
       <w:tab/>
       <w:tab/>
-      <w:t>2026-08-02</w:t>
+      <w:t>2026-08-03</w:t>
       <w:br/>
       <w:br/>
     </w:r>

--- a/klagomål/A 19444-2026 FSC-klagomål.docx
+++ b/klagomål/A 19444-2026 FSC-klagomål.docx
@@ -835,7 +835,7 @@
     <w:r>
       <w:tab/>
       <w:tab/>
-      <w:t>2026-08-03</w:t>
+      <w:t>2026-08-05</w:t>
       <w:br/>
       <w:br/>
     </w:r>

--- a/klagomål/A 19444-2026 FSC-klagomål.docx
+++ b/klagomål/A 19444-2026 FSC-klagomål.docx
@@ -835,7 +835,7 @@
     <w:r>
       <w:tab/>
       <w:tab/>
-      <w:t>2026-08-05</w:t>
+      <w:t>2026-08-07</w:t>
       <w:br/>
       <w:br/>
     </w:r>

--- a/klagomål/A 19444-2026 FSC-klagomål.docx
+++ b/klagomål/A 19444-2026 FSC-klagomål.docx
@@ -835,7 +835,7 @@
     <w:r>
       <w:tab/>
       <w:tab/>
-      <w:t>2026-08-07</w:t>
+      <w:t>2026-08-08</w:t>
       <w:br/>
       <w:br/>
     </w:r>

--- a/klagomål/A 19444-2026 FSC-klagomål.docx
+++ b/klagomål/A 19444-2026 FSC-klagomål.docx
@@ -216,7 +216,7 @@
         <w:spacing w:after="240"/>
       </w:pPr>
       <w:r>
-        <w:t>Figur 1. Fyndplatser för naturvårdsarter i och inom 3 meter från avverkningsanmälan. Markörer utan svart kant är placerade på fyndplatsen. Markörer med svart kant är placerade vid sidan av fyndplatsen har ett svart streck som visar fyndplatsens exakta position. Kartans mittpunktskoordinat är N 7006491, E 512531 i SWEREF 99 TM.</w:t>
+        <w:t>Figur 1. Fyndplatser för naturvårdsarter i och inom 3 meter från avverkningsanmälan. Markörer utan svart kant är placerade på fyndplatsen. Markörer med svart kant är placerade vid sidan av fyndplatsen och har ett svart streck som visar fyndplatsens exakta position. Kartans mittpunktskoordinat är N 7006491, E 512531 i SWEREF 99 TM.</w:t>
       </w:r>
     </w:p>
     <w:p>
@@ -835,7 +835,7 @@
     <w:r>
       <w:tab/>
       <w:tab/>
-      <w:t>2026-08-14</w:t>
+      <w:t>2026-08-15</w:t>
       <w:br/>
       <w:br/>
     </w:r>

--- a/klagomål/A 19444-2026 FSC-klagomål.docx
+++ b/klagomål/A 19444-2026 FSC-klagomål.docx
@@ -835,7 +835,7 @@
     <w:r>
       <w:tab/>
       <w:tab/>
-      <w:t>2026-08-15</w:t>
+      <w:t>2026-08-16</w:t>
       <w:br/>
       <w:br/>
     </w:r>

--- a/klagomål/A 19444-2026 FSC-klagomål.docx
+++ b/klagomål/A 19444-2026 FSC-klagomål.docx
@@ -835,7 +835,7 @@
     <w:r>
       <w:tab/>
       <w:tab/>
-      <w:t>2026-08-16</w:t>
+      <w:t>2026-08-17</w:t>
       <w:br/>
       <w:br/>
     </w:r>

--- a/klagomål/A 19444-2026 FSC-klagomål.docx
+++ b/klagomål/A 19444-2026 FSC-klagomål.docx
@@ -835,7 +835,7 @@
     <w:r>
       <w:tab/>
       <w:tab/>
-      <w:t>2026-08-17</w:t>
+      <w:t>2026-08-18</w:t>
       <w:br/>
       <w:br/>
     </w:r>

--- a/klagomål/A 19444-2026 FSC-klagomål.docx
+++ b/klagomål/A 19444-2026 FSC-klagomål.docx
@@ -835,7 +835,7 @@
     <w:r>
       <w:tab/>
       <w:tab/>
-      <w:t>2026-08-18</w:t>
+      <w:t>2026-08-19</w:t>
       <w:br/>
       <w:br/>
     </w:r>

--- a/klagomål/A 19444-2026 FSC-klagomål.docx
+++ b/klagomål/A 19444-2026 FSC-klagomål.docx
@@ -835,7 +835,7 @@
     <w:r>
       <w:tab/>
       <w:tab/>
-      <w:t>2026-08-19</w:t>
+      <w:t>2026-08-20</w:t>
       <w:br/>
       <w:br/>
     </w:r>

--- a/klagomål/A 19444-2026 FSC-klagomål.docx
+++ b/klagomål/A 19444-2026 FSC-klagomål.docx
@@ -835,7 +835,7 @@
     <w:r>
       <w:tab/>
       <w:tab/>
-      <w:t>2026-08-20</w:t>
+      <w:t>2026-08-21</w:t>
       <w:br/>
       <w:br/>
     </w:r>

--- a/klagomål/A 19444-2026 FSC-klagomål.docx
+++ b/klagomål/A 19444-2026 FSC-klagomål.docx
@@ -835,7 +835,7 @@
     <w:r>
       <w:tab/>
       <w:tab/>
-      <w:t>2026-08-21</w:t>
+      <w:t>2026-08-22</w:t>
       <w:br/>
       <w:br/>
     </w:r>

--- a/klagomål/A 19444-2026 FSC-klagomål.docx
+++ b/klagomål/A 19444-2026 FSC-klagomål.docx
@@ -835,7 +835,7 @@
     <w:r>
       <w:tab/>
       <w:tab/>
-      <w:t>2026-08-22</w:t>
+      <w:t>2026-08-23</w:t>
       <w:br/>
       <w:br/>
     </w:r>

--- a/klagomål/A 19444-2026 FSC-klagomål.docx
+++ b/klagomål/A 19444-2026 FSC-klagomål.docx
@@ -835,7 +835,7 @@
     <w:r>
       <w:tab/>
       <w:tab/>
-      <w:t>2026-08-23</w:t>
+      <w:t>2026-08-24</w:t>
       <w:br/>
       <w:br/>
     </w:r>

--- a/klagomål/A 19444-2026 FSC-klagomål.docx
+++ b/klagomål/A 19444-2026 FSC-klagomål.docx
@@ -835,7 +835,7 @@
     <w:r>
       <w:tab/>
       <w:tab/>
-      <w:t>2026-08-24</w:t>
+      <w:t>2026-08-25</w:t>
       <w:br/>
       <w:br/>
     </w:r>

--- a/klagomål/A 19444-2026 FSC-klagomål.docx
+++ b/klagomål/A 19444-2026 FSC-klagomål.docx
@@ -835,7 +835,7 @@
     <w:r>
       <w:tab/>
       <w:tab/>
-      <w:t>2026-08-25</w:t>
+      <w:t>2026-08-26</w:t>
       <w:br/>
       <w:br/>
     </w:r>

--- a/klagomål/A 19444-2026 FSC-klagomål.docx
+++ b/klagomål/A 19444-2026 FSC-klagomål.docx
@@ -835,7 +835,7 @@
     <w:r>
       <w:tab/>
       <w:tab/>
-      <w:t>2026-08-26</w:t>
+      <w:t>2026-08-27</w:t>
       <w:br/>
       <w:br/>
     </w:r>

--- a/klagomål/A 19444-2026 FSC-klagomål.docx
+++ b/klagomål/A 19444-2026 FSC-klagomål.docx
@@ -835,7 +835,7 @@
     <w:r>
       <w:tab/>
       <w:tab/>
-      <w:t>2026-08-27</w:t>
+      <w:t>2026-08-28</w:t>
       <w:br/>
       <w:br/>
     </w:r>

--- a/klagomål/A 19444-2026 FSC-klagomål.docx
+++ b/klagomål/A 19444-2026 FSC-klagomål.docx
@@ -835,7 +835,7 @@
     <w:r>
       <w:tab/>
       <w:tab/>
-      <w:t>2026-08-28</w:t>
+      <w:t>2026-08-29</w:t>
       <w:br/>
       <w:br/>
     </w:r>

--- a/klagomål/A 19444-2026 FSC-klagomål.docx
+++ b/klagomål/A 19444-2026 FSC-klagomål.docx
@@ -835,7 +835,7 @@
     <w:r>
       <w:tab/>
       <w:tab/>
-      <w:t>2026-08-29</w:t>
+      <w:t>2026-08-31</w:t>
       <w:br/>
       <w:br/>
     </w:r>

--- a/klagomål/A 19444-2026 FSC-klagomål.docx
+++ b/klagomål/A 19444-2026 FSC-klagomål.docx
@@ -835,7 +835,7 @@
     <w:r>
       <w:tab/>
       <w:tab/>
-      <w:t>2026-08-31</w:t>
+      <w:t>2026-09-01</w:t>
       <w:br/>
       <w:br/>
     </w:r>

--- a/klagomål/A 19444-2026 FSC-klagomål.docx
+++ b/klagomål/A 19444-2026 FSC-klagomål.docx
@@ -835,7 +835,7 @@
     <w:r>
       <w:tab/>
       <w:tab/>
-      <w:t>2026-09-01</w:t>
+      <w:t>2026-09-02</w:t>
       <w:br/>
       <w:br/>
     </w:r>

--- a/klagomål/A 19444-2026 FSC-klagomål.docx
+++ b/klagomål/A 19444-2026 FSC-klagomål.docx
@@ -835,7 +835,7 @@
     <w:r>
       <w:tab/>
       <w:tab/>
-      <w:t>2026-09-02</w:t>
+      <w:t>2026-09-03</w:t>
       <w:br/>
       <w:br/>
     </w:r>

--- a/klagomål/A 19444-2026 FSC-klagomål.docx
+++ b/klagomål/A 19444-2026 FSC-klagomål.docx
@@ -835,7 +835,7 @@
     <w:r>
       <w:tab/>
       <w:tab/>
-      <w:t>2026-09-03</w:t>
+      <w:t>2026-09-04</w:t>
       <w:br/>
       <w:br/>
     </w:r>

--- a/klagomål/A 19444-2026 FSC-klagomål.docx
+++ b/klagomål/A 19444-2026 FSC-klagomål.docx
@@ -835,7 +835,7 @@
     <w:r>
       <w:tab/>
       <w:tab/>
-      <w:t>2026-09-04</w:t>
+      <w:t>2026-09-05</w:t>
       <w:br/>
       <w:br/>
     </w:r>

--- a/klagomål/A 19444-2026 FSC-klagomål.docx
+++ b/klagomål/A 19444-2026 FSC-klagomål.docx
@@ -835,7 +835,7 @@
     <w:r>
       <w:tab/>
       <w:tab/>
-      <w:t>2026-09-05</w:t>
+      <w:t>2026-09-06</w:t>
       <w:br/>
       <w:br/>
     </w:r>

--- a/klagomål/A 19444-2026 FSC-klagomål.docx
+++ b/klagomål/A 19444-2026 FSC-klagomål.docx
@@ -835,7 +835,7 @@
     <w:r>
       <w:tab/>
       <w:tab/>
-      <w:t>2026-09-06</w:t>
+      <w:t>2026-09-07</w:t>
       <w:br/>
       <w:br/>
     </w:r>

--- a/klagomål/A 19444-2026 FSC-klagomål.docx
+++ b/klagomål/A 19444-2026 FSC-klagomål.docx
@@ -835,7 +835,7 @@
     <w:r>
       <w:tab/>
       <w:tab/>
-      <w:t>2026-09-07</w:t>
+      <w:t>2026-09-08</w:t>
       <w:br/>
       <w:br/>
     </w:r>

--- a/klagomål/A 19444-2026 FSC-klagomål.docx
+++ b/klagomål/A 19444-2026 FSC-klagomål.docx
@@ -835,7 +835,7 @@
     <w:r>
       <w:tab/>
       <w:tab/>
-      <w:t>2026-09-08</w:t>
+      <w:t>2026-09-09</w:t>
       <w:br/>
       <w:br/>
     </w:r>

--- a/klagomål/A 19444-2026 FSC-klagomål.docx
+++ b/klagomål/A 19444-2026 FSC-klagomål.docx
@@ -835,7 +835,7 @@
     <w:r>
       <w:tab/>
       <w:tab/>
-      <w:t>2026-09-09</w:t>
+      <w:t>2026-09-10</w:t>
       <w:br/>
       <w:br/>
     </w:r>

--- a/klagomål/A 19444-2026 FSC-klagomål.docx
+++ b/klagomål/A 19444-2026 FSC-klagomål.docx
@@ -835,7 +835,7 @@
     <w:r>
       <w:tab/>
       <w:tab/>
-      <w:t>2026-09-10</w:t>
+      <w:t>2026-09-11</w:t>
       <w:br/>
       <w:br/>
     </w:r>

--- a/klagomål/A 19444-2026 FSC-klagomål.docx
+++ b/klagomål/A 19444-2026 FSC-klagomål.docx
@@ -835,7 +835,7 @@
     <w:r>
       <w:tab/>
       <w:tab/>
-      <w:t>2026-09-11</w:t>
+      <w:t>2026-09-12</w:t>
       <w:br/>
       <w:br/>
     </w:r>

--- a/klagomål/A 19444-2026 FSC-klagomål.docx
+++ b/klagomål/A 19444-2026 FSC-klagomål.docx
@@ -835,7 +835,7 @@
     <w:r>
       <w:tab/>
       <w:tab/>
-      <w:t>2026-09-12</w:t>
+      <w:t>2026-09-13</w:t>
       <w:br/>
       <w:br/>
     </w:r>
